--- a/fuentes/12310065_CF02_DU.docx
+++ b/fuentes/12310065_CF02_DU.docx
@@ -7373,10 +7373,7 @@
           <w:b/>
           <w:bCs/>
         </w:rPr>
-        <w:t>Cómo evaluar la viabilidad de una idea de negocio utilizando la “matriz estrella”</w:t>
-      </w:r>
-      <w:r>
-        <w:t xml:space="preserve"> </w:t>
+        <w:t>¿Cómo hacer un plan de negocio?</w:t>
       </w:r>
     </w:p>
     <w:p>
@@ -15588,10 +15585,6 @@
 </file>
 
 <file path=customXml/item1.xml><?xml version="1.0" encoding="utf-8"?>
-<b:Sources xmlns:b="http://schemas.openxmlformats.org/officeDocument/2006/bibliography" xmlns="http://schemas.openxmlformats.org/officeDocument/2006/bibliography" SelectedStyle="\APASixthEditionOfficeOnline.xsl" StyleName="APA" Version="6"/>
-</file>
-
-<file path=customXml/item2.xml><?xml version="1.0" encoding="utf-8"?>
 <ct:contentTypeSchema xmlns:ct="http://schemas.microsoft.com/office/2006/metadata/contentType" xmlns:ma="http://schemas.microsoft.com/office/2006/metadata/properties/metaAttributes" ct:_="" ma:_="" ma:contentTypeName="Documento" ma:contentTypeID="0x01010005252A1EF3BD024F856B47B579AB5244" ma:contentTypeVersion="12" ma:contentTypeDescription="Crear nuevo documento." ma:contentTypeScope="" ma:versionID="32d0e18b85ac20c34eab62df21c0cf58">
   <xsd:schema xmlns:xsd="http://www.w3.org/2001/XMLSchema" xmlns:xs="http://www.w3.org/2001/XMLSchema" xmlns:p="http://schemas.microsoft.com/office/2006/metadata/properties" xmlns:ns2="42760c81-fd8e-4d59-8953-7cdb9f38b14f" xmlns:ns3="67a0edcd-0de5-43ed-8c27-e32f38a00c91" targetNamespace="http://schemas.microsoft.com/office/2006/metadata/properties" ma:root="true" ma:fieldsID="cc2c149e99f10870fd5bc3964e5386d3" ns2:_="" ns3:_="">
     <xsd:import namespace="42760c81-fd8e-4d59-8953-7cdb9f38b14f"/>
@@ -15792,7 +15785,20 @@
 </ct:contentTypeSchema>
 </file>
 
+<file path=customXml/item2.xml><?xml version="1.0" encoding="utf-8"?>
+<b:Sources xmlns:b="http://schemas.openxmlformats.org/officeDocument/2006/bibliography" xmlns="http://schemas.openxmlformats.org/officeDocument/2006/bibliography" SelectedStyle="\APASixthEditionOfficeOnline.xsl" StyleName="APA" Version="6"/>
+</file>
+
 <file path=customXml/item3.xml><?xml version="1.0" encoding="utf-8"?>
+<?mso-contentType ?>
+<FormTemplates xmlns="http://schemas.microsoft.com/sharepoint/v3/contenttype/forms">
+  <Display>DocumentLibraryForm</Display>
+  <Edit>DocumentLibraryForm</Edit>
+  <New>DocumentLibraryForm</New>
+</FormTemplates>
+</file>
+
+<file path=customXml/item4.xml><?xml version="1.0" encoding="utf-8"?>
 <p:properties xmlns:p="http://schemas.microsoft.com/office/2006/metadata/properties" xmlns:xsi="http://www.w3.org/2001/XMLSchema-instance" xmlns:pc="http://schemas.microsoft.com/office/infopath/2007/PartnerControls">
   <documentManagement>
     <TaxCatchAll xmlns="67a0edcd-0de5-43ed-8c27-e32f38a00c91" xsi:nil="true"/>
@@ -15803,16 +15809,11 @@
 </p:properties>
 </file>
 
-<file path=customXml/item4.xml><?xml version="1.0" encoding="utf-8"?>
-<?mso-contentType ?>
-<FormTemplates xmlns="http://schemas.microsoft.com/sharepoint/v3/contenttype/forms">
-  <Display>DocumentLibraryForm</Display>
-  <Edit>DocumentLibraryForm</Edit>
-  <New>DocumentLibraryForm</New>
-</FormTemplates>
+<file path=customXml/itemProps1.xml><?xml version="1.0" encoding="utf-8"?>
+<ds:datastoreItem xmlns:ds="http://schemas.openxmlformats.org/officeDocument/2006/customXml" ds:itemID="{DB29499F-AD28-4C3D-B2E8-75B6305789F8}"/>
 </file>
 
-<file path=customXml/itemProps1.xml><?xml version="1.0" encoding="utf-8"?>
+<file path=customXml/itemProps2.xml><?xml version="1.0" encoding="utf-8"?>
 <ds:datastoreItem xmlns:ds="http://schemas.openxmlformats.org/officeDocument/2006/customXml" ds:itemID="{EAE431FD-7059-4C09-804B-C9D69EB7B213}">
   <ds:schemaRefs>
     <ds:schemaRef ds:uri="http://schemas.openxmlformats.org/officeDocument/2006/bibliography"/>
@@ -15820,11 +15821,15 @@
 </ds:datastoreItem>
 </file>
 
-<file path=customXml/itemProps2.xml><?xml version="1.0" encoding="utf-8"?>
-<ds:datastoreItem xmlns:ds="http://schemas.openxmlformats.org/officeDocument/2006/customXml" ds:itemID="{4BCA1137-9854-49FD-9F64-0EC4523457C4}"/>
+<file path=customXml/itemProps3.xml><?xml version="1.0" encoding="utf-8"?>
+<ds:datastoreItem xmlns:ds="http://schemas.openxmlformats.org/officeDocument/2006/customXml" ds:itemID="{10663269-2064-4804-8290-36D4A57F5557}">
+  <ds:schemaRefs>
+    <ds:schemaRef ds:uri="http://schemas.microsoft.com/sharepoint/v3/contenttype/forms"/>
+  </ds:schemaRefs>
+</ds:datastoreItem>
 </file>
 
-<file path=customXml/itemProps3.xml><?xml version="1.0" encoding="utf-8"?>
+<file path=customXml/itemProps4.xml><?xml version="1.0" encoding="utf-8"?>
 <ds:datastoreItem xmlns:ds="http://schemas.openxmlformats.org/officeDocument/2006/customXml" ds:itemID="{1279454D-02BE-4A9C-A117-DCD1573E2608}">
   <ds:schemaRefs>
     <ds:schemaRef ds:uri="http://schemas.microsoft.com/office/2006/metadata/properties"/>
@@ -15833,12 +15838,4 @@
     <ds:schemaRef ds:uri="13c93bba-48ce-428c-bfe5-88b42c19b028"/>
   </ds:schemaRefs>
 </ds:datastoreItem>
-</file>
-
-<file path=customXml/itemProps4.xml><?xml version="1.0" encoding="utf-8"?>
-<ds:datastoreItem xmlns:ds="http://schemas.openxmlformats.org/officeDocument/2006/customXml" ds:itemID="{10663269-2064-4804-8290-36D4A57F5557}">
-  <ds:schemaRefs>
-    <ds:schemaRef ds:uri="http://schemas.microsoft.com/sharepoint/v3/contenttype/forms"/>
-  </ds:schemaRefs>
-</ds:datastoreItem>
 </file>
--- a/fuentes/12310065_CF02_DU.docx
+++ b/fuentes/12310065_CF02_DU.docx
@@ -2945,7 +2945,17 @@
     </w:p>
     <w:p>
       <w:r>
-        <w:t>El componente formativo Identificación y aplicación de negocio se orienta al desarrollo de competencias relacionadas con la estructuración y puesta en marcha de ideas de negocio en contextos reales. En este sentido, se abordan elementos fundamentales como la organización administrativa, la definición de procesos y la formulación de propuestas empresariales con enfoque innovador.</w:t>
+        <w:t xml:space="preserve">El componente formativo </w:t>
+      </w:r>
+      <w:r>
+        <w:rPr>
+          <w:b/>
+          <w:bCs/>
+        </w:rPr>
+        <w:t>Identificación y aplicación de negocio</w:t>
+      </w:r>
+      <w:r>
+        <w:t xml:space="preserve"> se orienta al desarrollo de competencias relacionadas con la estructuración y puesta en marcha de ideas de negocio en contextos reales. En este sentido, se abordan elementos fundamentales como la organización administrativa, la definición de procesos y la formulación de propuestas empresariales con enfoque innovador.</w:t>
       </w:r>
     </w:p>
     <w:p>
@@ -3523,18 +3533,11 @@
       </w:r>
     </w:p>
     <w:p>
-      <w:pPr>
-        <w:rPr>
-          <w:b/>
-          <w:bCs/>
-        </w:rPr>
-      </w:pPr>
-      <w:r>
-        <w:rPr>
-          <w:b/>
-          <w:bCs/>
-        </w:rPr>
+      <w:r>
         <w:t>Clasificación de las unidades administrativas</w:t>
+      </w:r>
+      <w:r>
+        <w:t>:</w:t>
       </w:r>
     </w:p>
     <w:p>
@@ -3738,18 +3741,11 @@
       </w:r>
     </w:p>
     <w:p>
-      <w:pPr>
-        <w:rPr>
-          <w:b/>
-          <w:bCs/>
-        </w:rPr>
-      </w:pPr>
-      <w:r>
-        <w:rPr>
-          <w:b/>
-          <w:bCs/>
-        </w:rPr>
+      <w:r>
         <w:t>Elementos de la estructura administrativa</w:t>
+      </w:r>
+      <w:r>
+        <w:t>:</w:t>
       </w:r>
     </w:p>
     <w:p>
@@ -3972,56 +3968,49 @@
     <w:p>
       <w:pPr>
         <w:rPr>
-          <w:rStyle w:val="Extranjerismo"/>
           <w:b/>
           <w:bCs/>
         </w:rPr>
       </w:pPr>
       <w:r>
         <w:rPr>
-          <w:rStyle w:val="Extranjerismo"/>
           <w:b/>
           <w:bCs/>
         </w:rPr>
         <w:lastRenderedPageBreak/>
-        <w:t>Apple’s Organizational Structure and Its Characteristics (An Analysis)</w:t>
-      </w:r>
-    </w:p>
-    <w:p>
-      <w:r>
-        <w:t>Para profundizar en la aplicación real de la estructura organizacional en empresas globales (Apple), se invita al aprendiz a consultar el siguiente recurso:</w:t>
-      </w:r>
-      <w:r>
-        <w:t xml:space="preserve"> </w:t>
-      </w:r>
+        <w:t>Cómo la estructura organizativa de Apple impulsa la innovación y el éxito</w:t>
+      </w:r>
+    </w:p>
+    <w:p>
+      <w:r>
+        <w:t xml:space="preserve">Para </w:t>
+      </w:r>
+      <w:r>
+        <w:t xml:space="preserve">profundizar en la aplicación real de la estructura organizacional en empresas globales (Apple), </w:t>
+      </w:r>
+      <w:r>
+        <w:t xml:space="preserve">se invita al aprendiz a consultar el siguiente recurso: </w:t>
+      </w:r>
+    </w:p>
+    <w:p>
       <w:hyperlink r:id="rId13" w:history="1">
         <w:r>
           <w:rPr>
             <w:rStyle w:val="Hipervnculo"/>
           </w:rPr>
-          <w:t>https://panmore.com/apple-inc-organizational-structure-features-pros-cons</w:t>
+          <w:t>https://edraw.wondershare.es/org-chart/apple-organizational-structure.html</w:t>
         </w:r>
       </w:hyperlink>
       <w:r>
-        <w:t xml:space="preserve"> </w:t>
-      </w:r>
-      <w:r>
-        <w:t xml:space="preserve"> </w:t>
-      </w:r>
-    </w:p>
-    <w:p>
-      <w:pPr>
-        <w:rPr>
-          <w:b/>
-          <w:bCs/>
-        </w:rPr>
-      </w:pPr>
-      <w:r>
-        <w:rPr>
-          <w:b/>
-          <w:bCs/>
-        </w:rPr>
+        <w:t xml:space="preserve">   </w:t>
+      </w:r>
+    </w:p>
+    <w:p>
+      <w:r>
         <w:t>Elementos de la estructura organizacional</w:t>
+      </w:r>
+      <w:r>
+        <w:t>:</w:t>
       </w:r>
     </w:p>
     <w:p>
@@ -5312,21 +5301,26 @@
       </w:r>
     </w:p>
     <w:p>
+      <w:pPr>
+        <w:pStyle w:val="Figura"/>
+      </w:pPr>
+      <w:r>
+        <w:t>Ficha técnica de hamburguesa clásica de McDonald´s</w:t>
+      </w:r>
+    </w:p>
+    <w:p>
+      <w:pPr>
+        <w:jc w:val="center"/>
+      </w:pPr>
       <w:r>
         <w:rPr>
           <w:noProof/>
         </w:rPr>
         <w:drawing>
-          <wp:inline distT="0" distB="0" distL="0" distR="0" wp14:anchorId="52AE3EF0" wp14:editId="151A5285">
-            <wp:extent cx="5640779" cy="3104287"/>
-            <wp:effectExtent l="0" t="0" r="0" b="1270"/>
-            <wp:docPr id="206707456" name="Imagen 5" descr="Captura de pantalla del sitio web oficial de McDonald's que muestra la ficha técnica de la Hamburguesa Clásica.">
-              <a:extLst xmlns:a="http://schemas.openxmlformats.org/drawingml/2006/main">
-                <a:ext uri="{C183D7F6-B498-43B3-948B-1728B52AA6E4}">
-                  <adec:decorative xmlns:adec="http://schemas.microsoft.com/office/drawing/2017/decorative" val="0"/>
-                </a:ext>
-              </a:extLst>
-            </wp:docPr>
+          <wp:inline distT="0" distB="0" distL="0" distR="0" wp14:anchorId="6D930EBD" wp14:editId="25A4F8F0">
+            <wp:extent cx="5400000" cy="2963177"/>
+            <wp:effectExtent l="0" t="0" r="0" b="8890"/>
+            <wp:docPr id="1374966854" name="Imagen 3" descr="La figura muestra la ficha técnica de hamburguesa clásica de McDonald’s de 250 calorías y elaborada con carne de res, pepinillos, cebolla, kétchup y mostaza en un pan regular. La página muestra una fotografía del producto y complementa sus características con información sobre sus ingredientes y diferencias frente a otras hamburguesas. También presenta opciones para localizar restaurantes cercanos y realizar pedidos mediante los servicios digitales de McDonald’s. "/>
             <wp:cNvGraphicFramePr>
               <a:graphicFrameLocks xmlns:a="http://schemas.openxmlformats.org/drawingml/2006/main" noChangeAspect="1"/>
             </wp:cNvGraphicFramePr>
@@ -5334,39 +5328,29 @@
               <a:graphicData uri="http://schemas.openxmlformats.org/drawingml/2006/picture">
                 <pic:pic xmlns:pic="http://schemas.openxmlformats.org/drawingml/2006/picture">
                   <pic:nvPicPr>
-                    <pic:cNvPr id="206707456" name="Imagen 5" descr="Captura de pantalla del sitio web oficial de McDonald's que muestra la ficha técnica de la Hamburguesa Clásica.">
-                      <a:extLst>
-                        <a:ext uri="{C183D7F6-B498-43B3-948B-1728B52AA6E4}">
-                          <adec:decorative xmlns:adec="http://schemas.microsoft.com/office/drawing/2017/decorative" val="0"/>
-                        </a:ext>
-                      </a:extLst>
-                    </pic:cNvPr>
-                    <pic:cNvPicPr>
-                      <a:picLocks noChangeAspect="1" noChangeArrowheads="1"/>
-                    </pic:cNvPicPr>
+                    <pic:cNvPr id="1374966854" name="Imagen 3" descr="La figura muestra la ficha técnica de hamburguesa clásica de McDonald’s de 250 calorías y elaborada con carne de res, pepinillos, cebolla, kétchup y mostaza en un pan regular. La página muestra una fotografía del producto y complementa sus características con información sobre sus ingredientes y diferencias frente a otras hamburguesas. También presenta opciones para localizar restaurantes cercanos y realizar pedidos mediante los servicios digitales de McDonald’s. "/>
+                    <pic:cNvPicPr/>
                   </pic:nvPicPr>
                   <pic:blipFill>
-                    <a:blip r:embed="rId17">
+                    <a:blip r:embed="rId17" cstate="print">
                       <a:extLst>
                         <a:ext uri="{28A0092B-C50C-407E-A947-70E740481C1C}">
                           <a14:useLocalDpi xmlns:a14="http://schemas.microsoft.com/office/drawing/2010/main" val="0"/>
                         </a:ext>
                       </a:extLst>
                     </a:blip>
-                    <a:srcRect/>
                     <a:stretch>
                       <a:fillRect/>
                     </a:stretch>
                   </pic:blipFill>
-                  <pic:spPr bwMode="auto">
+                  <pic:spPr>
                     <a:xfrm>
                       <a:off x="0" y="0"/>
-                      <a:ext cx="5655748" cy="3112525"/>
+                      <a:ext cx="5400000" cy="2963177"/>
                     </a:xfrm>
                     <a:prstGeom prst="rect">
                       <a:avLst/>
                     </a:prstGeom>
-                    <a:noFill/>
                   </pic:spPr>
                 </pic:pic>
               </a:graphicData>
@@ -5377,11 +5361,11 @@
     </w:p>
     <w:p>
       <w:r>
-        <w:t xml:space="preserve">Esta captura de pantalla del sitio web oficial de McDonald's que muestra la ficha técnica de la Hamburguesa Clásica. A la izquierda, una imagen en alta resolución del producto ensamblado; a la derecha, el bloque de información que detalla el contenido </w:t>
+        <w:t xml:space="preserve">Esta captura de pantalla del sitio web oficial de McDonald's que muestra la ficha técnica de la Hamburguesa Clásica. A la izquierda, una imagen en alta resolución del </w:t>
       </w:r>
       <w:r>
         <w:lastRenderedPageBreak/>
-        <w:t xml:space="preserve">calórico (250 Cal.) y el procedimiento de preparación, especificando el uso de carne 100 % de res condimentada con sal y pimienta, pepinillos, cebolla picada, </w:t>
+        <w:t xml:space="preserve">producto ensamblado; a la derecha, el bloque de información que detalla el contenido calórico (250 Cal.) y el procedimiento de preparación, especificando el uso de carne 100 % de res condimentada con sal y pimienta, pepinillos, cebolla picada, </w:t>
       </w:r>
       <w:r>
         <w:rPr>
@@ -5660,6 +5644,7 @@
         </w:drawing>
       </w:r>
     </w:p>
+    <w:p/>
     <w:p>
       <w:r>
         <w:t>Nota. SENA, (2026).</w:t>
@@ -5774,18 +5759,11 @@
       </w:r>
     </w:p>
     <w:p>
-      <w:pPr>
-        <w:rPr>
-          <w:b/>
-          <w:bCs/>
-        </w:rPr>
-      </w:pPr>
-      <w:r>
-        <w:rPr>
-          <w:b/>
-          <w:bCs/>
-        </w:rPr>
+      <w:r>
         <w:t>Elementos de la formulación de la idea de negocio</w:t>
+      </w:r>
+      <w:r>
+        <w:t>:</w:t>
       </w:r>
     </w:p>
     <w:p>
@@ -7289,22 +7267,21 @@
     </w:p>
     <w:p>
       <w:pPr>
-        <w:pStyle w:val="Figura"/>
-        <w:numPr>
-          <w:ilvl w:val="0"/>
-          <w:numId w:val="0"/>
-        </w:numPr>
         <w:jc w:val="center"/>
+        <w:rPr>
+          <w:lang w:eastAsia="es-CO"/>
+        </w:rPr>
       </w:pPr>
       <w:r>
         <w:rPr>
           <w:noProof/>
+          <w:lang w:eastAsia="es-CO"/>
         </w:rPr>
         <w:drawing>
-          <wp:inline distT="0" distB="0" distL="0" distR="0" wp14:anchorId="5E43B93C" wp14:editId="4932DA25">
-            <wp:extent cx="5400000" cy="3600000"/>
-            <wp:effectExtent l="0" t="0" r="0" b="635"/>
-            <wp:docPr id="326458175" name="Imagen 8" descr="La figura describe los seis componentes esenciales de un plan de negocios; los cales son: Resumen ejecutivo, que sintetiza la idea, objetivos y propuesta de valor. Análisis de mercado, que estudia clientes, competencia y entorno; Plan de marketing, que define estrategias comerciales; Plan operativo, que describe procesos, recursos y logística; Plan financiero, que evalúa inversión, costos, ingresos y rentabilidad; y Aspectos legales, que contemplan requisitos normativos y obligaciones jurídicas. Cada componente está identificado con un número e iconos representativos. El mensaje final destaca que un plan de negocios bien estructurado favorece el éxito empresarial."/>
+          <wp:inline distT="0" distB="0" distL="0" distR="0" wp14:anchorId="35089069" wp14:editId="1BDEF658">
+            <wp:extent cx="5400000" cy="3594043"/>
+            <wp:effectExtent l="0" t="0" r="0" b="6985"/>
+            <wp:docPr id="2140625386" name="Imagen 5" descr="La figura describe los seis componentes esenciales de un plan de negocios; los cales son: Resumen ejecutivo, que sintetiza la idea, objetivos y propuesta de valor. Análisis de mercado, que estudia clientes, competencia y entorno; Plan de marketing, que define estrategias comerciales; Plan operativo, que describe procesos, recursos y logística; Plan financiero, que evalúa inversión, costos, ingresos y rentabilidad; y Aspectos legales, que contemplan requisitos normativos y obligaciones jurídicas. Cada componente está identificado con un número e iconos representativos. El mensaje final destaca que un plan de negocios bien estructurado favorece el éxito empresarial."/>
             <wp:cNvGraphicFramePr>
               <a:graphicFrameLocks xmlns:a="http://schemas.openxmlformats.org/drawingml/2006/main" noChangeAspect="1"/>
             </wp:cNvGraphicFramePr>
@@ -7312,36 +7289,29 @@
               <a:graphicData uri="http://schemas.openxmlformats.org/drawingml/2006/picture">
                 <pic:pic xmlns:pic="http://schemas.openxmlformats.org/drawingml/2006/picture">
                   <pic:nvPicPr>
-                    <pic:cNvPr id="0" name="Picture 9" descr="La figura describe los seis componentes esenciales de un plan de negocios; los cales son: Resumen ejecutivo, que sintetiza la idea, objetivos y propuesta de valor. Análisis de mercado, que estudia clientes, competencia y entorno; Plan de marketing, que define estrategias comerciales; Plan operativo, que describe procesos, recursos y logística; Plan financiero, que evalúa inversión, costos, ingresos y rentabilidad; y Aspectos legales, que contemplan requisitos normativos y obligaciones jurídicas. Cada componente está identificado con un número e iconos representativos. El mensaje final destaca que un plan de negocios bien estructurado favorece el éxito empresarial."/>
-                    <pic:cNvPicPr>
-                      <a:picLocks noChangeAspect="1" noChangeArrowheads="1"/>
-                    </pic:cNvPicPr>
+                    <pic:cNvPr id="2140625386" name="Imagen 5" descr="La figura describe los seis componentes esenciales de un plan de negocios; los cales son: Resumen ejecutivo, que sintetiza la idea, objetivos y propuesta de valor. Análisis de mercado, que estudia clientes, competencia y entorno; Plan de marketing, que define estrategias comerciales; Plan operativo, que describe procesos, recursos y logística; Plan financiero, que evalúa inversión, costos, ingresos y rentabilidad; y Aspectos legales, que contemplan requisitos normativos y obligaciones jurídicas. Cada componente está identificado con un número e iconos representativos. El mensaje final destaca que un plan de negocios bien estructurado favorece el éxito empresarial."/>
+                    <pic:cNvPicPr/>
                   </pic:nvPicPr>
                   <pic:blipFill>
-                    <a:blip r:embed="rId23">
+                    <a:blip r:embed="rId23" cstate="print">
                       <a:extLst>
                         <a:ext uri="{28A0092B-C50C-407E-A947-70E740481C1C}">
                           <a14:useLocalDpi xmlns:a14="http://schemas.microsoft.com/office/drawing/2010/main" val="0"/>
                         </a:ext>
                       </a:extLst>
                     </a:blip>
-                    <a:srcRect/>
                     <a:stretch>
                       <a:fillRect/>
                     </a:stretch>
                   </pic:blipFill>
-                  <pic:spPr bwMode="auto">
+                  <pic:spPr>
                     <a:xfrm>
                       <a:off x="0" y="0"/>
-                      <a:ext cx="5400000" cy="3600000"/>
+                      <a:ext cx="5400000" cy="3594043"/>
                     </a:xfrm>
                     <a:prstGeom prst="rect">
                       <a:avLst/>
                     </a:prstGeom>
-                    <a:noFill/>
-                    <a:ln>
-                      <a:noFill/>
-                    </a:ln>
                   </pic:spPr>
                 </pic:pic>
               </a:graphicData>
@@ -9247,7 +9217,13 @@
               </w:rPr>
             </w:pPr>
             <w:r>
-              <w:t>Centro de Comercio y Servicios – Regional Atlántico</w:t>
+              <w:t xml:space="preserve">Centro de Comercio y Servicios </w:t>
+            </w:r>
+            <w:r>
+              <w:t>-</w:t>
+            </w:r>
+            <w:r>
+              <w:t xml:space="preserve"> Regional Atlántico</w:t>
             </w:r>
           </w:p>
         </w:tc>
@@ -9403,7 +9379,13 @@
               </w:rPr>
             </w:pPr>
             <w:r>
-              <w:t>Centro de Comercio y Servicios – Regional Atlántico</w:t>
+              <w:t xml:space="preserve">Centro de Comercio y Servicios </w:t>
+            </w:r>
+            <w:r>
+              <w:t>-</w:t>
+            </w:r>
+            <w:r>
+              <w:t xml:space="preserve"> Regional Atlántico</w:t>
             </w:r>
           </w:p>
         </w:tc>
@@ -9459,7 +9441,13 @@
               </w:rPr>
             </w:pPr>
             <w:r>
-              <w:t>Centro de Comercio y Servicios – Regional Atlántico</w:t>
+              <w:t xml:space="preserve">Centro de Comercio y Servicios </w:t>
+            </w:r>
+            <w:r>
+              <w:t>-</w:t>
+            </w:r>
+            <w:r>
+              <w:t xml:space="preserve"> Regional Atlántico</w:t>
             </w:r>
           </w:p>
         </w:tc>
@@ -9509,7 +9497,13 @@
               </w:rPr>
             </w:pPr>
             <w:r>
-              <w:t>Centro de Comercio y Servicios – Regional Atlántico</w:t>
+              <w:t xml:space="preserve">Centro de Comercio y Servicios </w:t>
+            </w:r>
+            <w:r>
+              <w:t>-</w:t>
+            </w:r>
+            <w:r>
+              <w:t xml:space="preserve"> Regional Atlántico</w:t>
             </w:r>
           </w:p>
         </w:tc>
@@ -9556,7 +9550,13 @@
               </w:rPr>
             </w:pPr>
             <w:r>
-              <w:t>Centro de Comercio y Servicios – Regional Atlántico</w:t>
+              <w:t xml:space="preserve">Centro de Comercio y Servicios </w:t>
+            </w:r>
+            <w:r>
+              <w:t>-</w:t>
+            </w:r>
+            <w:r>
+              <w:t xml:space="preserve"> Regional Atlántico</w:t>
             </w:r>
           </w:p>
         </w:tc>
@@ -9606,7 +9606,13 @@
               </w:rPr>
             </w:pPr>
             <w:r>
-              <w:t>Centro de Comercio y Servicios – Regional Atlántico</w:t>
+              <w:t xml:space="preserve">Centro de Comercio y Servicios </w:t>
+            </w:r>
+            <w:r>
+              <w:t>-</w:t>
+            </w:r>
+            <w:r>
+              <w:t xml:space="preserve"> Regional Atlántico</w:t>
             </w:r>
           </w:p>
         </w:tc>
@@ -9656,7 +9662,13 @@
               </w:rPr>
             </w:pPr>
             <w:r>
-              <w:t>Centro de Comercio y Servicios – Regional Atlántico</w:t>
+              <w:t xml:space="preserve">Centro de Comercio y Servicios </w:t>
+            </w:r>
+            <w:r>
+              <w:t>-</w:t>
+            </w:r>
+            <w:r>
+              <w:t xml:space="preserve"> Regional Atlántico</w:t>
             </w:r>
           </w:p>
         </w:tc>
@@ -9709,7 +9721,13 @@
               </w:rPr>
             </w:pPr>
             <w:r>
-              <w:t>Centro de Comercio y Servicios – Regional Atlántico</w:t>
+              <w:t xml:space="preserve">Centro de Comercio y Servicios </w:t>
+            </w:r>
+            <w:r>
+              <w:t>-</w:t>
+            </w:r>
+            <w:r>
+              <w:t xml:space="preserve"> Regional Atlántico</w:t>
             </w:r>
           </w:p>
         </w:tc>
@@ -9760,7 +9778,13 @@
               </w:rPr>
             </w:pPr>
             <w:r>
-              <w:t>Centro de Comercio y Servicios – Regional Atlántico</w:t>
+              <w:t xml:space="preserve">Centro de Comercio y Servicios </w:t>
+            </w:r>
+            <w:r>
+              <w:t>-</w:t>
+            </w:r>
+            <w:r>
+              <w:t xml:space="preserve"> Regional Atlántico</w:t>
             </w:r>
           </w:p>
         </w:tc>
@@ -15585,6 +15609,30 @@
 </file>
 
 <file path=customXml/item1.xml><?xml version="1.0" encoding="utf-8"?>
+<p:properties xmlns:p="http://schemas.microsoft.com/office/2006/metadata/properties" xmlns:xsi="http://www.w3.org/2001/XMLSchema-instance" xmlns:pc="http://schemas.microsoft.com/office/infopath/2007/PartnerControls">
+  <documentManagement>
+    <TaxCatchAll xmlns="67a0edcd-0de5-43ed-8c27-e32f38a00c91" xsi:nil="true"/>
+    <lcf76f155ced4ddcb4097134ff3c332f xmlns="42760c81-fd8e-4d59-8953-7cdb9f38b14f">
+      <Terms xmlns="http://schemas.microsoft.com/office/infopath/2007/PartnerControls"/>
+    </lcf76f155ced4ddcb4097134ff3c332f>
+  </documentManagement>
+</p:properties>
+</file>
+
+<file path=customXml/item2.xml><?xml version="1.0" encoding="utf-8"?>
+<?mso-contentType ?>
+<FormTemplates xmlns="http://schemas.microsoft.com/sharepoint/v3/contenttype/forms">
+  <Display>DocumentLibraryForm</Display>
+  <Edit>DocumentLibraryForm</Edit>
+  <New>DocumentLibraryForm</New>
+</FormTemplates>
+</file>
+
+<file path=customXml/item3.xml><?xml version="1.0" encoding="utf-8"?>
+<b:Sources xmlns:b="http://schemas.openxmlformats.org/officeDocument/2006/bibliography" xmlns="http://schemas.openxmlformats.org/officeDocument/2006/bibliography" SelectedStyle="\APASixthEditionOfficeOnline.xsl" StyleName="APA" Version="6"/>
+</file>
+
+<file path=customXml/item4.xml><?xml version="1.0" encoding="utf-8"?>
 <ct:contentTypeSchema xmlns:ct="http://schemas.microsoft.com/office/2006/metadata/contentType" xmlns:ma="http://schemas.microsoft.com/office/2006/metadata/properties/metaAttributes" ct:_="" ma:_="" ma:contentTypeName="Documento" ma:contentTypeID="0x01010005252A1EF3BD024F856B47B579AB5244" ma:contentTypeVersion="12" ma:contentTypeDescription="Crear nuevo documento." ma:contentTypeScope="" ma:versionID="32d0e18b85ac20c34eab62df21c0cf58">
   <xsd:schema xmlns:xsd="http://www.w3.org/2001/XMLSchema" xmlns:xs="http://www.w3.org/2001/XMLSchema" xmlns:p="http://schemas.microsoft.com/office/2006/metadata/properties" xmlns:ns2="42760c81-fd8e-4d59-8953-7cdb9f38b14f" xmlns:ns3="67a0edcd-0de5-43ed-8c27-e32f38a00c91" targetNamespace="http://schemas.microsoft.com/office/2006/metadata/properties" ma:root="true" ma:fieldsID="cc2c149e99f10870fd5bc3964e5386d3" ns2:_="" ns3:_="">
     <xsd:import namespace="42760c81-fd8e-4d59-8953-7cdb9f38b14f"/>
@@ -15785,51 +15833,7 @@
 </ct:contentTypeSchema>
 </file>
 
-<file path=customXml/item2.xml><?xml version="1.0" encoding="utf-8"?>
-<b:Sources xmlns:b="http://schemas.openxmlformats.org/officeDocument/2006/bibliography" xmlns="http://schemas.openxmlformats.org/officeDocument/2006/bibliography" SelectedStyle="\APASixthEditionOfficeOnline.xsl" StyleName="APA" Version="6"/>
-</file>
-
-<file path=customXml/item3.xml><?xml version="1.0" encoding="utf-8"?>
-<?mso-contentType ?>
-<FormTemplates xmlns="http://schemas.microsoft.com/sharepoint/v3/contenttype/forms">
-  <Display>DocumentLibraryForm</Display>
-  <Edit>DocumentLibraryForm</Edit>
-  <New>DocumentLibraryForm</New>
-</FormTemplates>
-</file>
-
-<file path=customXml/item4.xml><?xml version="1.0" encoding="utf-8"?>
-<p:properties xmlns:p="http://schemas.microsoft.com/office/2006/metadata/properties" xmlns:xsi="http://www.w3.org/2001/XMLSchema-instance" xmlns:pc="http://schemas.microsoft.com/office/infopath/2007/PartnerControls">
-  <documentManagement>
-    <TaxCatchAll xmlns="67a0edcd-0de5-43ed-8c27-e32f38a00c91" xsi:nil="true"/>
-    <lcf76f155ced4ddcb4097134ff3c332f xmlns="42760c81-fd8e-4d59-8953-7cdb9f38b14f">
-      <Terms xmlns="http://schemas.microsoft.com/office/infopath/2007/PartnerControls"/>
-    </lcf76f155ced4ddcb4097134ff3c332f>
-  </documentManagement>
-</p:properties>
-</file>
-
 <file path=customXml/itemProps1.xml><?xml version="1.0" encoding="utf-8"?>
-<ds:datastoreItem xmlns:ds="http://schemas.openxmlformats.org/officeDocument/2006/customXml" ds:itemID="{DB29499F-AD28-4C3D-B2E8-75B6305789F8}"/>
-</file>
-
-<file path=customXml/itemProps2.xml><?xml version="1.0" encoding="utf-8"?>
-<ds:datastoreItem xmlns:ds="http://schemas.openxmlformats.org/officeDocument/2006/customXml" ds:itemID="{EAE431FD-7059-4C09-804B-C9D69EB7B213}">
-  <ds:schemaRefs>
-    <ds:schemaRef ds:uri="http://schemas.openxmlformats.org/officeDocument/2006/bibliography"/>
-  </ds:schemaRefs>
-</ds:datastoreItem>
-</file>
-
-<file path=customXml/itemProps3.xml><?xml version="1.0" encoding="utf-8"?>
-<ds:datastoreItem xmlns:ds="http://schemas.openxmlformats.org/officeDocument/2006/customXml" ds:itemID="{10663269-2064-4804-8290-36D4A57F5557}">
-  <ds:schemaRefs>
-    <ds:schemaRef ds:uri="http://schemas.microsoft.com/sharepoint/v3/contenttype/forms"/>
-  </ds:schemaRefs>
-</ds:datastoreItem>
-</file>
-
-<file path=customXml/itemProps4.xml><?xml version="1.0" encoding="utf-8"?>
 <ds:datastoreItem xmlns:ds="http://schemas.openxmlformats.org/officeDocument/2006/customXml" ds:itemID="{1279454D-02BE-4A9C-A117-DCD1573E2608}">
   <ds:schemaRefs>
     <ds:schemaRef ds:uri="http://schemas.microsoft.com/office/2006/metadata/properties"/>
@@ -15838,4 +15842,24 @@
     <ds:schemaRef ds:uri="13c93bba-48ce-428c-bfe5-88b42c19b028"/>
   </ds:schemaRefs>
 </ds:datastoreItem>
+</file>
+
+<file path=customXml/itemProps2.xml><?xml version="1.0" encoding="utf-8"?>
+<ds:datastoreItem xmlns:ds="http://schemas.openxmlformats.org/officeDocument/2006/customXml" ds:itemID="{10663269-2064-4804-8290-36D4A57F5557}">
+  <ds:schemaRefs>
+    <ds:schemaRef ds:uri="http://schemas.microsoft.com/sharepoint/v3/contenttype/forms"/>
+  </ds:schemaRefs>
+</ds:datastoreItem>
+</file>
+
+<file path=customXml/itemProps3.xml><?xml version="1.0" encoding="utf-8"?>
+<ds:datastoreItem xmlns:ds="http://schemas.openxmlformats.org/officeDocument/2006/customXml" ds:itemID="{EAE431FD-7059-4C09-804B-C9D69EB7B213}">
+  <ds:schemaRefs>
+    <ds:schemaRef ds:uri="http://schemas.openxmlformats.org/officeDocument/2006/bibliography"/>
+  </ds:schemaRefs>
+</ds:datastoreItem>
+</file>
+
+<file path=customXml/itemProps4.xml><?xml version="1.0" encoding="utf-8"?>
+<ds:datastoreItem xmlns:ds="http://schemas.openxmlformats.org/officeDocument/2006/customXml" ds:itemID="{A840037F-B5E9-4011-9699-025388A61399}"/>
 </file>
--- a/fuentes/12310065_CF02_DU.docx
+++ b/fuentes/12310065_CF02_DU.docx
@@ -1,6 +1,6 @@
 
 <file path=word/document.xml><?xml version="1.0" encoding="utf-8"?>
-<w:document xmlns:wpc="http://schemas.microsoft.com/office/word/2010/wordprocessingCanvas" xmlns:cx="http://schemas.microsoft.com/office/drawing/2014/chartex" xmlns:cx1="http://schemas.microsoft.com/office/drawing/2015/9/8/chartex" xmlns:cx2="http://schemas.microsoft.com/office/drawing/2015/10/21/chartex" xmlns:cx3="http://schemas.microsoft.com/office/drawing/2016/5/9/chartex" xmlns:cx4="http://schemas.microsoft.com/office/drawing/2016/5/10/chartex" xmlns:cx5="http://schemas.microsoft.com/office/drawing/2016/5/11/chartex" xmlns:cx6="http://schemas.microsoft.com/office/drawing/2016/5/12/chartex" xmlns:cx7="http://schemas.microsoft.com/office/drawing/2016/5/13/chartex" xmlns:cx8="http://schemas.microsoft.com/office/drawing/2016/5/14/chartex" xmlns:mc="http://schemas.openxmlformats.org/markup-compatibility/2006" xmlns:aink="http://schemas.microsoft.com/office/drawing/2016/ink" xmlns:am3d="http://schemas.microsoft.com/office/drawing/2017/model3d" xmlns:o="urn:schemas-microsoft-com:office:office" xmlns:oel="http://schemas.microsoft.com/office/2019/extlst" xmlns:r="http://schemas.openxmlformats.org/officeDocument/2006/relationships" xmlns:m="http://schemas.openxmlformats.org/officeDocument/2006/math" xmlns:v="urn:schemas-microsoft-com:vml" xmlns:wp14="http://schemas.microsoft.com/office/word/2010/wordprocessingDrawing" xmlns:wp="http://schemas.openxmlformats.org/drawingml/2006/wordprocessingDrawing" xmlns:w10="urn:schemas-microsoft-com:office:word" xmlns:w="http://schemas.openxmlformats.org/wordprocessingml/2006/main" xmlns:w14="http://schemas.microsoft.com/office/word/2010/wordml" xmlns:w15="http://schemas.microsoft.com/office/word/2012/wordml" xmlns:w16cei="http://schemas.microsoft.com/office/word/2026/wordml/cei" xmlns:w16cex="http://schemas.microsoft.com/office/word/2018/wordml/cex" xmlns:w16cid="http://schemas.microsoft.com/office/word/2016/wordml/cid" xmlns:w16="http://schemas.microsoft.com/office/word/2018/wordml" xmlns:w16du="http://schemas.microsoft.com/office/word/2023/wordml/word16du" xmlns:w16sdtdh="http://schemas.microsoft.com/office/word/2020/wordml/sdtdatahash" xmlns:w16sdtfl="http://schemas.microsoft.com/office/word/2024/wordml/sdtformatlock" xmlns:w16se="http://schemas.microsoft.com/office/word/2015/wordml/symex" xmlns:wpg="http://schemas.microsoft.com/office/word/2010/wordprocessingGroup" xmlns:wpi="http://schemas.microsoft.com/office/word/2010/wordprocessingInk" xmlns:wne="http://schemas.microsoft.com/office/word/2006/wordml" xmlns:wps="http://schemas.microsoft.com/office/word/2010/wordprocessingShape" mc:Ignorable="w14 w15 w16se w16cid w16 w16cex w16sdtdh w16sdtfl w16du wp14">
+<w:document xmlns:wpc="http://schemas.microsoft.com/office/word/2010/wordprocessingCanvas" xmlns:cx="http://schemas.microsoft.com/office/drawing/2014/chartex" xmlns:cx1="http://schemas.microsoft.com/office/drawing/2015/9/8/chartex" xmlns:cx2="http://schemas.microsoft.com/office/drawing/2015/10/21/chartex" xmlns:cx3="http://schemas.microsoft.com/office/drawing/2016/5/9/chartex" xmlns:cx4="http://schemas.microsoft.com/office/drawing/2016/5/10/chartex" xmlns:cx5="http://schemas.microsoft.com/office/drawing/2016/5/11/chartex" xmlns:cx6="http://schemas.microsoft.com/office/drawing/2016/5/12/chartex" xmlns:cx7="http://schemas.microsoft.com/office/drawing/2016/5/13/chartex" xmlns:cx8="http://schemas.microsoft.com/office/drawing/2016/5/14/chartex" xmlns:mc="http://schemas.openxmlformats.org/markup-compatibility/2006" xmlns:aink="http://schemas.microsoft.com/office/drawing/2016/ink" xmlns:am3d="http://schemas.microsoft.com/office/drawing/2017/model3d" xmlns:o="urn:schemas-microsoft-com:office:office" xmlns:oel="http://schemas.microsoft.com/office/2019/extlst" xmlns:r="http://schemas.openxmlformats.org/officeDocument/2006/relationships" xmlns:m="http://schemas.openxmlformats.org/officeDocument/2006/math" xmlns:v="urn:schemas-microsoft-com:vml" xmlns:wp14="http://schemas.microsoft.com/office/word/2010/wordprocessingDrawing" xmlns:wp="http://schemas.openxmlformats.org/drawingml/2006/wordprocessingDrawing" xmlns:w10="urn:schemas-microsoft-com:office:word" xmlns:w="http://schemas.openxmlformats.org/wordprocessingml/2006/main" xmlns:w14="http://schemas.microsoft.com/office/word/2010/wordml" xmlns:w15="http://schemas.microsoft.com/office/word/2012/wordml" xmlns:w16cex="http://schemas.microsoft.com/office/word/2018/wordml/cex" xmlns:w16cid="http://schemas.microsoft.com/office/word/2016/wordml/cid" xmlns:w16="http://schemas.microsoft.com/office/word/2018/wordml" xmlns:w16du="http://schemas.microsoft.com/office/word/2023/wordml/word16du" xmlns:w16sdtdh="http://schemas.microsoft.com/office/word/2020/wordml/sdtdatahash" xmlns:w16sdtfl="http://schemas.microsoft.com/office/word/2024/wordml/sdtformatlock" xmlns:w16se="http://schemas.microsoft.com/office/word/2015/wordml/symex" xmlns:wpg="http://schemas.microsoft.com/office/word/2010/wordprocessingGroup" xmlns:wpi="http://schemas.microsoft.com/office/word/2010/wordprocessingInk" xmlns:wne="http://schemas.microsoft.com/office/word/2006/wordml" xmlns:wps="http://schemas.microsoft.com/office/word/2010/wordprocessingShape" mc:Ignorable="w14 w15 w16se w16cid w16 w16cex w16sdtdh w16sdtfl w16du wp14">
   <w:body>
     <w:p>
       <w:pPr>
@@ -205,7 +205,7 @@
               </wp:anchor>
             </w:drawing>
           </mc:Choice>
-          <mc:Fallback>
+          <mc:Fallback xmlns:w16cei="http://schemas.microsoft.com/office/word/2026/wordml/cei">
             <w:pict>
               <v:rect w14:anchorId="4C256C62" id="Rectángulo 3" o:spid="_x0000_s1026" alt="&quot;&quot;" style="position:absolute;margin-left:-55.95pt;margin-top:26.4pt;width:613.85pt;height:164.25pt;z-index:-251655168;visibility:visible;mso-wrap-style:square;mso-height-percent:0;mso-wrap-distance-left:9pt;mso-wrap-distance-top:0;mso-wrap-distance-right:9pt;mso-wrap-distance-bottom:0;mso-position-horizontal:absolute;mso-position-horizontal-relative:text;mso-position-vertical:absolute;mso-position-vertical-relative:text;mso-height-percent:0;mso-height-relative:margin;v-text-anchor:middle" o:gfxdata="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" fillcolor="#00314d" stroked="f" strokeweight="1pt"/>
             </w:pict>
@@ -557,7 +557,7 @@
           <w:r>
             <w:fldChar w:fldCharType="separate"/>
           </w:r>
-          <w:hyperlink w:anchor="_Toc234428465" w:history="1">
+          <w:hyperlink w:anchor="_Toc239706375" w:history="1">
             <w:r>
               <w:rPr>
                 <w:rStyle w:val="Hipervnculo"/>
@@ -584,7 +584,7 @@
                 <w:noProof/>
                 <w:webHidden/>
               </w:rPr>
-              <w:instrText xml:space="preserve"> PAGEREF _Toc234428465 \h </w:instrText>
+              <w:instrText xml:space="preserve"> PAGEREF _Toc239706375 \h </w:instrText>
             </w:r>
             <w:r>
               <w:rPr>
@@ -629,7 +629,7 @@
               <w:lang w:eastAsia="es-CO"/>
             </w:rPr>
           </w:pPr>
-          <w:hyperlink w:anchor="_Toc234428466" w:history="1">
+          <w:hyperlink w:anchor="_Toc239706376" w:history="1">
             <w:r>
               <w:rPr>
                 <w:rStyle w:val="Hipervnculo"/>
@@ -656,7 +656,7 @@
                 <w:noProof/>
                 <w:webHidden/>
               </w:rPr>
-              <w:instrText xml:space="preserve"> PAGEREF _Toc234428466 \h </w:instrText>
+              <w:instrText xml:space="preserve"> PAGEREF _Toc239706376 \h </w:instrText>
             </w:r>
             <w:r>
               <w:rPr>
@@ -701,7 +701,7 @@
               <w:lang w:eastAsia="es-CO"/>
             </w:rPr>
           </w:pPr>
-          <w:hyperlink w:anchor="_Toc234428467" w:history="1">
+          <w:hyperlink w:anchor="_Toc239706377" w:history="1">
             <w:r>
               <w:rPr>
                 <w:rStyle w:val="Hipervnculo"/>
@@ -728,7 +728,7 @@
                 <w:noProof/>
                 <w:webHidden/>
               </w:rPr>
-              <w:instrText xml:space="preserve"> PAGEREF _Toc234428467 \h </w:instrText>
+              <w:instrText xml:space="preserve"> PAGEREF _Toc239706377 \h </w:instrText>
             </w:r>
             <w:r>
               <w:rPr>
@@ -773,7 +773,7 @@
               <w:lang w:eastAsia="es-CO"/>
             </w:rPr>
           </w:pPr>
-          <w:hyperlink w:anchor="_Toc234428468" w:history="1">
+          <w:hyperlink w:anchor="_Toc239706378" w:history="1">
             <w:r>
               <w:rPr>
                 <w:rStyle w:val="Hipervnculo"/>
@@ -800,7 +800,7 @@
                 <w:noProof/>
                 <w:webHidden/>
               </w:rPr>
-              <w:instrText xml:space="preserve"> PAGEREF _Toc234428468 \h </w:instrText>
+              <w:instrText xml:space="preserve"> PAGEREF _Toc239706378 \h </w:instrText>
             </w:r>
             <w:r>
               <w:rPr>
@@ -845,7 +845,7 @@
               <w:lang w:eastAsia="es-CO"/>
             </w:rPr>
           </w:pPr>
-          <w:hyperlink w:anchor="_Toc234428469" w:history="1">
+          <w:hyperlink w:anchor="_Toc239706379" w:history="1">
             <w:r>
               <w:rPr>
                 <w:rStyle w:val="Hipervnculo"/>
@@ -872,7 +872,7 @@
                 <w:noProof/>
                 <w:webHidden/>
               </w:rPr>
-              <w:instrText xml:space="preserve"> PAGEREF _Toc234428469 \h </w:instrText>
+              <w:instrText xml:space="preserve"> PAGEREF _Toc239706379 \h </w:instrText>
             </w:r>
             <w:r>
               <w:rPr>
@@ -917,7 +917,7 @@
               <w:lang w:eastAsia="es-CO"/>
             </w:rPr>
           </w:pPr>
-          <w:hyperlink w:anchor="_Toc234428470" w:history="1">
+          <w:hyperlink w:anchor="_Toc239706380" w:history="1">
             <w:r>
               <w:rPr>
                 <w:rStyle w:val="Hipervnculo"/>
@@ -944,7 +944,7 @@
                 <w:noProof/>
                 <w:webHidden/>
               </w:rPr>
-              <w:instrText xml:space="preserve"> PAGEREF _Toc234428470 \h </w:instrText>
+              <w:instrText xml:space="preserve"> PAGEREF _Toc239706380 \h </w:instrText>
             </w:r>
             <w:r>
               <w:rPr>
@@ -989,7 +989,7 @@
               <w:lang w:eastAsia="es-CO"/>
             </w:rPr>
           </w:pPr>
-          <w:hyperlink w:anchor="_Toc234428471" w:history="1">
+          <w:hyperlink w:anchor="_Toc239706381" w:history="1">
             <w:r>
               <w:rPr>
                 <w:rStyle w:val="Hipervnculo"/>
@@ -1016,7 +1016,7 @@
                 <w:noProof/>
                 <w:webHidden/>
               </w:rPr>
-              <w:instrText xml:space="preserve"> PAGEREF _Toc234428471 \h </w:instrText>
+              <w:instrText xml:space="preserve"> PAGEREF _Toc239706381 \h </w:instrText>
             </w:r>
             <w:r>
               <w:rPr>
@@ -1061,7 +1061,7 @@
               <w:lang w:eastAsia="es-CO"/>
             </w:rPr>
           </w:pPr>
-          <w:hyperlink w:anchor="_Toc234428472" w:history="1">
+          <w:hyperlink w:anchor="_Toc239706382" w:history="1">
             <w:r>
               <w:rPr>
                 <w:rStyle w:val="Hipervnculo"/>
@@ -1088,7 +1088,7 @@
                 <w:noProof/>
                 <w:webHidden/>
               </w:rPr>
-              <w:instrText xml:space="preserve"> PAGEREF _Toc234428472 \h </w:instrText>
+              <w:instrText xml:space="preserve"> PAGEREF _Toc239706382 \h </w:instrText>
             </w:r>
             <w:r>
               <w:rPr>
@@ -1133,7 +1133,7 @@
               <w:lang w:eastAsia="es-CO"/>
             </w:rPr>
           </w:pPr>
-          <w:hyperlink w:anchor="_Toc234428473" w:history="1">
+          <w:hyperlink w:anchor="_Toc239706383" w:history="1">
             <w:r>
               <w:rPr>
                 <w:rStyle w:val="Hipervnculo"/>
@@ -1160,7 +1160,7 @@
                 <w:noProof/>
                 <w:webHidden/>
               </w:rPr>
-              <w:instrText xml:space="preserve"> PAGEREF _Toc234428473 \h </w:instrText>
+              <w:instrText xml:space="preserve"> PAGEREF _Toc239706383 \h </w:instrText>
             </w:r>
             <w:r>
               <w:rPr>
@@ -1205,7 +1205,7 @@
               <w:lang w:eastAsia="es-CO"/>
             </w:rPr>
           </w:pPr>
-          <w:hyperlink w:anchor="_Toc234428474" w:history="1">
+          <w:hyperlink w:anchor="_Toc239706384" w:history="1">
             <w:r>
               <w:rPr>
                 <w:rStyle w:val="Hipervnculo"/>
@@ -1232,7 +1232,7 @@
                 <w:noProof/>
                 <w:webHidden/>
               </w:rPr>
-              <w:instrText xml:space="preserve"> PAGEREF _Toc234428474 \h </w:instrText>
+              <w:instrText xml:space="preserve"> PAGEREF _Toc239706384 \h </w:instrText>
             </w:r>
             <w:r>
               <w:rPr>
@@ -1277,7 +1277,7 @@
               <w:lang w:eastAsia="es-CO"/>
             </w:rPr>
           </w:pPr>
-          <w:hyperlink w:anchor="_Toc234428475" w:history="1">
+          <w:hyperlink w:anchor="_Toc239706385" w:history="1">
             <w:r>
               <w:rPr>
                 <w:rStyle w:val="Hipervnculo"/>
@@ -1304,7 +1304,7 @@
                 <w:noProof/>
                 <w:webHidden/>
               </w:rPr>
-              <w:instrText xml:space="preserve"> PAGEREF _Toc234428475 \h </w:instrText>
+              <w:instrText xml:space="preserve"> PAGEREF _Toc239706385 \h </w:instrText>
             </w:r>
             <w:r>
               <w:rPr>
@@ -1349,7 +1349,7 @@
               <w:lang w:eastAsia="es-CO"/>
             </w:rPr>
           </w:pPr>
-          <w:hyperlink w:anchor="_Toc234428476" w:history="1">
+          <w:hyperlink w:anchor="_Toc239706386" w:history="1">
             <w:r>
               <w:rPr>
                 <w:rStyle w:val="Hipervnculo"/>
@@ -1376,7 +1376,7 @@
                 <w:noProof/>
                 <w:webHidden/>
               </w:rPr>
-              <w:instrText xml:space="preserve"> PAGEREF _Toc234428476 \h </w:instrText>
+              <w:instrText xml:space="preserve"> PAGEREF _Toc239706386 \h </w:instrText>
             </w:r>
             <w:r>
               <w:rPr>
@@ -1421,7 +1421,7 @@
               <w:lang w:eastAsia="es-CO"/>
             </w:rPr>
           </w:pPr>
-          <w:hyperlink w:anchor="_Toc234428477" w:history="1">
+          <w:hyperlink w:anchor="_Toc239706387" w:history="1">
             <w:r>
               <w:rPr>
                 <w:rStyle w:val="Hipervnculo"/>
@@ -1448,7 +1448,7 @@
                 <w:noProof/>
                 <w:webHidden/>
               </w:rPr>
-              <w:instrText xml:space="preserve"> PAGEREF _Toc234428477 \h </w:instrText>
+              <w:instrText xml:space="preserve"> PAGEREF _Toc239706387 \h </w:instrText>
             </w:r>
             <w:r>
               <w:rPr>
@@ -1493,7 +1493,7 @@
               <w:lang w:eastAsia="es-CO"/>
             </w:rPr>
           </w:pPr>
-          <w:hyperlink w:anchor="_Toc234428478" w:history="1">
+          <w:hyperlink w:anchor="_Toc239706388" w:history="1">
             <w:r>
               <w:rPr>
                 <w:rStyle w:val="Hipervnculo"/>
@@ -1520,7 +1520,7 @@
                 <w:noProof/>
                 <w:webHidden/>
               </w:rPr>
-              <w:instrText xml:space="preserve"> PAGEREF _Toc234428478 \h </w:instrText>
+              <w:instrText xml:space="preserve"> PAGEREF _Toc239706388 \h </w:instrText>
             </w:r>
             <w:r>
               <w:rPr>
@@ -1565,7 +1565,7 @@
               <w:lang w:eastAsia="es-CO"/>
             </w:rPr>
           </w:pPr>
-          <w:hyperlink w:anchor="_Toc234428479" w:history="1">
+          <w:hyperlink w:anchor="_Toc239706389" w:history="1">
             <w:r>
               <w:rPr>
                 <w:rStyle w:val="Hipervnculo"/>
@@ -1592,7 +1592,7 @@
                 <w:noProof/>
                 <w:webHidden/>
               </w:rPr>
-              <w:instrText xml:space="preserve"> PAGEREF _Toc234428479 \h </w:instrText>
+              <w:instrText xml:space="preserve"> PAGEREF _Toc239706389 \h </w:instrText>
             </w:r>
             <w:r>
               <w:rPr>
@@ -1637,7 +1637,7 @@
               <w:lang w:eastAsia="es-CO"/>
             </w:rPr>
           </w:pPr>
-          <w:hyperlink w:anchor="_Toc234428480" w:history="1">
+          <w:hyperlink w:anchor="_Toc239706390" w:history="1">
             <w:r>
               <w:rPr>
                 <w:rStyle w:val="Hipervnculo"/>
@@ -1664,7 +1664,7 @@
                 <w:noProof/>
                 <w:webHidden/>
               </w:rPr>
-              <w:instrText xml:space="preserve"> PAGEREF _Toc234428480 \h </w:instrText>
+              <w:instrText xml:space="preserve"> PAGEREF _Toc239706390 \h </w:instrText>
             </w:r>
             <w:r>
               <w:rPr>
@@ -1709,7 +1709,7 @@
               <w:lang w:eastAsia="es-CO"/>
             </w:rPr>
           </w:pPr>
-          <w:hyperlink w:anchor="_Toc234428481" w:history="1">
+          <w:hyperlink w:anchor="_Toc239706391" w:history="1">
             <w:r>
               <w:rPr>
                 <w:rStyle w:val="Hipervnculo"/>
@@ -1736,7 +1736,7 @@
                 <w:noProof/>
                 <w:webHidden/>
               </w:rPr>
-              <w:instrText xml:space="preserve"> PAGEREF _Toc234428481 \h </w:instrText>
+              <w:instrText xml:space="preserve"> PAGEREF _Toc239706391 \h </w:instrText>
             </w:r>
             <w:r>
               <w:rPr>
@@ -1781,7 +1781,7 @@
               <w:lang w:eastAsia="es-CO"/>
             </w:rPr>
           </w:pPr>
-          <w:hyperlink w:anchor="_Toc234428482" w:history="1">
+          <w:hyperlink w:anchor="_Toc239706392" w:history="1">
             <w:r>
               <w:rPr>
                 <w:rStyle w:val="Hipervnculo"/>
@@ -1808,7 +1808,7 @@
                 <w:noProof/>
                 <w:webHidden/>
               </w:rPr>
-              <w:instrText xml:space="preserve"> PAGEREF _Toc234428482 \h </w:instrText>
+              <w:instrText xml:space="preserve"> PAGEREF _Toc239706392 \h </w:instrText>
             </w:r>
             <w:r>
               <w:rPr>
@@ -1853,7 +1853,7 @@
               <w:lang w:eastAsia="es-CO"/>
             </w:rPr>
           </w:pPr>
-          <w:hyperlink w:anchor="_Toc234428483" w:history="1">
+          <w:hyperlink w:anchor="_Toc239706393" w:history="1">
             <w:r>
               <w:rPr>
                 <w:rStyle w:val="Hipervnculo"/>
@@ -1880,7 +1880,7 @@
                 <w:noProof/>
                 <w:webHidden/>
               </w:rPr>
-              <w:instrText xml:space="preserve"> PAGEREF _Toc234428483 \h </w:instrText>
+              <w:instrText xml:space="preserve"> PAGEREF _Toc239706393 \h </w:instrText>
             </w:r>
             <w:r>
               <w:rPr>
@@ -1925,7 +1925,7 @@
               <w:lang w:eastAsia="es-CO"/>
             </w:rPr>
           </w:pPr>
-          <w:hyperlink w:anchor="_Toc234428484" w:history="1">
+          <w:hyperlink w:anchor="_Toc239706394" w:history="1">
             <w:r>
               <w:rPr>
                 <w:rStyle w:val="Hipervnculo"/>
@@ -1952,7 +1952,7 @@
                 <w:noProof/>
                 <w:webHidden/>
               </w:rPr>
-              <w:instrText xml:space="preserve"> PAGEREF _Toc234428484 \h </w:instrText>
+              <w:instrText xml:space="preserve"> PAGEREF _Toc239706394 \h </w:instrText>
             </w:r>
             <w:r>
               <w:rPr>
@@ -1997,7 +1997,7 @@
               <w:lang w:eastAsia="es-CO"/>
             </w:rPr>
           </w:pPr>
-          <w:hyperlink w:anchor="_Toc234428485" w:history="1">
+          <w:hyperlink w:anchor="_Toc239706395" w:history="1">
             <w:r>
               <w:rPr>
                 <w:rStyle w:val="Hipervnculo"/>
@@ -2024,7 +2024,7 @@
                 <w:noProof/>
                 <w:webHidden/>
               </w:rPr>
-              <w:instrText xml:space="preserve"> PAGEREF _Toc234428485 \h </w:instrText>
+              <w:instrText xml:space="preserve"> PAGEREF _Toc239706395 \h </w:instrText>
             </w:r>
             <w:r>
               <w:rPr>
@@ -2069,7 +2069,7 @@
               <w:lang w:eastAsia="es-CO"/>
             </w:rPr>
           </w:pPr>
-          <w:hyperlink w:anchor="_Toc234428486" w:history="1">
+          <w:hyperlink w:anchor="_Toc239706396" w:history="1">
             <w:r>
               <w:rPr>
                 <w:rStyle w:val="Hipervnculo"/>
@@ -2096,7 +2096,7 @@
                 <w:noProof/>
                 <w:webHidden/>
               </w:rPr>
-              <w:instrText xml:space="preserve"> PAGEREF _Toc234428486 \h </w:instrText>
+              <w:instrText xml:space="preserve"> PAGEREF _Toc239706396 \h </w:instrText>
             </w:r>
             <w:r>
               <w:rPr>
@@ -2141,7 +2141,7 @@
               <w:lang w:eastAsia="es-CO"/>
             </w:rPr>
           </w:pPr>
-          <w:hyperlink w:anchor="_Toc234428487" w:history="1">
+          <w:hyperlink w:anchor="_Toc239706397" w:history="1">
             <w:r>
               <w:rPr>
                 <w:rStyle w:val="Hipervnculo"/>
@@ -2168,7 +2168,7 @@
                 <w:noProof/>
                 <w:webHidden/>
               </w:rPr>
-              <w:instrText xml:space="preserve"> PAGEREF _Toc234428487 \h </w:instrText>
+              <w:instrText xml:space="preserve"> PAGEREF _Toc239706397 \h </w:instrText>
             </w:r>
             <w:r>
               <w:rPr>
@@ -2213,7 +2213,7 @@
               <w:lang w:eastAsia="es-CO"/>
             </w:rPr>
           </w:pPr>
-          <w:hyperlink w:anchor="_Toc234428488" w:history="1">
+          <w:hyperlink w:anchor="_Toc239706398" w:history="1">
             <w:r>
               <w:rPr>
                 <w:rStyle w:val="Hipervnculo"/>
@@ -2240,7 +2240,7 @@
                 <w:noProof/>
                 <w:webHidden/>
               </w:rPr>
-              <w:instrText xml:space="preserve"> PAGEREF _Toc234428488 \h </w:instrText>
+              <w:instrText xml:space="preserve"> PAGEREF _Toc239706398 \h </w:instrText>
             </w:r>
             <w:r>
               <w:rPr>
@@ -2285,7 +2285,7 @@
               <w:lang w:eastAsia="es-CO"/>
             </w:rPr>
           </w:pPr>
-          <w:hyperlink w:anchor="_Toc234428489" w:history="1">
+          <w:hyperlink w:anchor="_Toc239706399" w:history="1">
             <w:r>
               <w:rPr>
                 <w:rStyle w:val="Hipervnculo"/>
@@ -2312,7 +2312,7 @@
                 <w:noProof/>
                 <w:webHidden/>
               </w:rPr>
-              <w:instrText xml:space="preserve"> PAGEREF _Toc234428489 \h </w:instrText>
+              <w:instrText xml:space="preserve"> PAGEREF _Toc239706399 \h </w:instrText>
             </w:r>
             <w:r>
               <w:rPr>
@@ -2357,7 +2357,7 @@
               <w:lang w:eastAsia="es-CO"/>
             </w:rPr>
           </w:pPr>
-          <w:hyperlink w:anchor="_Toc234428490" w:history="1">
+          <w:hyperlink w:anchor="_Toc239706400" w:history="1">
             <w:r>
               <w:rPr>
                 <w:rStyle w:val="Hipervnculo"/>
@@ -2384,7 +2384,7 @@
                 <w:noProof/>
                 <w:webHidden/>
               </w:rPr>
-              <w:instrText xml:space="preserve"> PAGEREF _Toc234428490 \h </w:instrText>
+              <w:instrText xml:space="preserve"> PAGEREF _Toc239706400 \h </w:instrText>
             </w:r>
             <w:r>
               <w:rPr>
@@ -2429,7 +2429,7 @@
               <w:lang w:eastAsia="es-CO"/>
             </w:rPr>
           </w:pPr>
-          <w:hyperlink w:anchor="_Toc234428491" w:history="1">
+          <w:hyperlink w:anchor="_Toc239706401" w:history="1">
             <w:r>
               <w:rPr>
                 <w:rStyle w:val="Hipervnculo"/>
@@ -2456,7 +2456,7 @@
                 <w:noProof/>
                 <w:webHidden/>
               </w:rPr>
-              <w:instrText xml:space="preserve"> PAGEREF _Toc234428491 \h </w:instrText>
+              <w:instrText xml:space="preserve"> PAGEREF _Toc239706401 \h </w:instrText>
             </w:r>
             <w:r>
               <w:rPr>
@@ -2501,7 +2501,7 @@
               <w:lang w:eastAsia="es-CO"/>
             </w:rPr>
           </w:pPr>
-          <w:hyperlink w:anchor="_Toc234428492" w:history="1">
+          <w:hyperlink w:anchor="_Toc239706402" w:history="1">
             <w:r>
               <w:rPr>
                 <w:rStyle w:val="Hipervnculo"/>
@@ -2528,7 +2528,7 @@
                 <w:noProof/>
                 <w:webHidden/>
               </w:rPr>
-              <w:instrText xml:space="preserve"> PAGEREF _Toc234428492 \h </w:instrText>
+              <w:instrText xml:space="preserve"> PAGEREF _Toc239706402 \h </w:instrText>
             </w:r>
             <w:r>
               <w:rPr>
@@ -2573,7 +2573,7 @@
               <w:lang w:eastAsia="es-CO"/>
             </w:rPr>
           </w:pPr>
-          <w:hyperlink w:anchor="_Toc234428493" w:history="1">
+          <w:hyperlink w:anchor="_Toc239706403" w:history="1">
             <w:r>
               <w:rPr>
                 <w:rStyle w:val="Hipervnculo"/>
@@ -2600,7 +2600,7 @@
                 <w:noProof/>
                 <w:webHidden/>
               </w:rPr>
-              <w:instrText xml:space="preserve"> PAGEREF _Toc234428493 \h </w:instrText>
+              <w:instrText xml:space="preserve"> PAGEREF _Toc239706403 \h </w:instrText>
             </w:r>
             <w:r>
               <w:rPr>
@@ -2645,7 +2645,7 @@
               <w:lang w:eastAsia="es-CO"/>
             </w:rPr>
           </w:pPr>
-          <w:hyperlink w:anchor="_Toc234428494" w:history="1">
+          <w:hyperlink w:anchor="_Toc239706404" w:history="1">
             <w:r>
               <w:rPr>
                 <w:rStyle w:val="Hipervnculo"/>
@@ -2672,7 +2672,7 @@
                 <w:noProof/>
                 <w:webHidden/>
               </w:rPr>
-              <w:instrText xml:space="preserve"> PAGEREF _Toc234428494 \h </w:instrText>
+              <w:instrText xml:space="preserve"> PAGEREF _Toc239706404 \h </w:instrText>
             </w:r>
             <w:r>
               <w:rPr>
@@ -2717,7 +2717,7 @@
               <w:lang w:eastAsia="es-CO"/>
             </w:rPr>
           </w:pPr>
-          <w:hyperlink w:anchor="_Toc234428495" w:history="1">
+          <w:hyperlink w:anchor="_Toc239706405" w:history="1">
             <w:r>
               <w:rPr>
                 <w:rStyle w:val="Hipervnculo"/>
@@ -2744,7 +2744,7 @@
                 <w:noProof/>
                 <w:webHidden/>
               </w:rPr>
-              <w:instrText xml:space="preserve"> PAGEREF _Toc234428495 \h </w:instrText>
+              <w:instrText xml:space="preserve"> PAGEREF _Toc239706405 \h </w:instrText>
             </w:r>
             <w:r>
               <w:rPr>
@@ -2789,7 +2789,7 @@
               <w:lang w:eastAsia="es-CO"/>
             </w:rPr>
           </w:pPr>
-          <w:hyperlink w:anchor="_Toc234428496" w:history="1">
+          <w:hyperlink w:anchor="_Toc239706406" w:history="1">
             <w:r>
               <w:rPr>
                 <w:rStyle w:val="Hipervnculo"/>
@@ -2816,7 +2816,7 @@
                 <w:noProof/>
                 <w:webHidden/>
               </w:rPr>
-              <w:instrText xml:space="preserve"> PAGEREF _Toc234428496 \h </w:instrText>
+              <w:instrText xml:space="preserve"> PAGEREF _Toc239706406 \h </w:instrText>
             </w:r>
             <w:r>
               <w:rPr>
@@ -2861,7 +2861,7 @@
               <w:lang w:eastAsia="es-CO"/>
             </w:rPr>
           </w:pPr>
-          <w:hyperlink w:anchor="_Toc234428497" w:history="1">
+          <w:hyperlink w:anchor="_Toc239706407" w:history="1">
             <w:r>
               <w:rPr>
                 <w:rStyle w:val="Hipervnculo"/>
@@ -2888,7 +2888,7 @@
                 <w:noProof/>
                 <w:webHidden/>
               </w:rPr>
-              <w:instrText xml:space="preserve"> PAGEREF _Toc234428497 \h </w:instrText>
+              <w:instrText xml:space="preserve"> PAGEREF _Toc239706407 \h </w:instrText>
             </w:r>
             <w:r>
               <w:rPr>
@@ -2936,7 +2936,7 @@
       <w:pPr>
         <w:pStyle w:val="Titulosgenerales"/>
       </w:pPr>
-      <w:bookmarkStart w:id="0" w:name="_Toc234428465"/>
+      <w:bookmarkStart w:id="0" w:name="_Toc239706375"/>
       <w:r>
         <w:lastRenderedPageBreak/>
         <w:t>Introducción</w:t>
@@ -2986,7 +2986,7 @@
       <w:pPr>
         <w:pStyle w:val="Ttulo1"/>
       </w:pPr>
-      <w:bookmarkStart w:id="1" w:name="_Toc234428466"/>
+      <w:bookmarkStart w:id="1" w:name="_Toc239706376"/>
       <w:r>
         <w:lastRenderedPageBreak/>
         <w:t>Unidad administrativa</w:t>
@@ -3002,7 +3002,7 @@
       <w:pPr>
         <w:pStyle w:val="Ttulo2"/>
       </w:pPr>
-      <w:bookmarkStart w:id="2" w:name="_Toc234428467"/>
+      <w:bookmarkStart w:id="2" w:name="_Toc239706377"/>
       <w:r>
         <w:t>Concepto</w:t>
       </w:r>
@@ -3520,7 +3520,7 @@
       <w:pPr>
         <w:pStyle w:val="Ttulo2"/>
       </w:pPr>
-      <w:bookmarkStart w:id="3" w:name="_Toc234428468"/>
+      <w:bookmarkStart w:id="3" w:name="_Toc239706378"/>
       <w:r>
         <w:lastRenderedPageBreak/>
         <w:t>Clasificación</w:t>
@@ -3721,7 +3721,7 @@
       <w:pPr>
         <w:pStyle w:val="Ttulo2"/>
       </w:pPr>
-      <w:bookmarkStart w:id="4" w:name="_Toc234428469"/>
+      <w:bookmarkStart w:id="4" w:name="_Toc239706379"/>
       <w:r>
         <w:t>Estructura</w:t>
       </w:r>
@@ -3910,7 +3910,7 @@
       <w:pPr>
         <w:pStyle w:val="Ttulo1"/>
       </w:pPr>
-      <w:bookmarkStart w:id="5" w:name="_Toc234428470"/>
+      <w:bookmarkStart w:id="5" w:name="_Toc239706380"/>
       <w:r>
         <w:lastRenderedPageBreak/>
         <w:t>Estructura organizacional</w:t>
@@ -3926,7 +3926,7 @@
       <w:pPr>
         <w:pStyle w:val="Ttulo2"/>
       </w:pPr>
-      <w:bookmarkStart w:id="6" w:name="_Toc234428471"/>
+      <w:bookmarkStart w:id="6" w:name="_Toc239706381"/>
       <w:r>
         <w:t>Concepto</w:t>
       </w:r>
@@ -4149,7 +4149,7 @@
       <w:pPr>
         <w:pStyle w:val="Ttulo2"/>
       </w:pPr>
-      <w:bookmarkStart w:id="7" w:name="_Toc234428472"/>
+      <w:bookmarkStart w:id="7" w:name="_Toc239706382"/>
       <w:r>
         <w:t>Clasificación</w:t>
       </w:r>
@@ -4741,7 +4741,7 @@
       <w:pPr>
         <w:pStyle w:val="Ttulo1"/>
       </w:pPr>
-      <w:bookmarkStart w:id="8" w:name="_Toc234428473"/>
+      <w:bookmarkStart w:id="8" w:name="_Toc239706383"/>
       <w:r>
         <w:lastRenderedPageBreak/>
         <w:t>Procesos y procedimientos administrativos</w:t>
@@ -4763,7 +4763,7 @@
       <w:pPr>
         <w:pStyle w:val="Ttulo2"/>
       </w:pPr>
-      <w:bookmarkStart w:id="9" w:name="_Toc234428474"/>
+      <w:bookmarkStart w:id="9" w:name="_Toc239706384"/>
       <w:r>
         <w:t>Concepto</w:t>
       </w:r>
@@ -4849,7 +4849,7 @@
       <w:pPr>
         <w:pStyle w:val="Ttulo2"/>
       </w:pPr>
-      <w:bookmarkStart w:id="10" w:name="_Toc234428475"/>
+      <w:bookmarkStart w:id="10" w:name="_Toc239706385"/>
       <w:r>
         <w:t>Clasificación</w:t>
       </w:r>
@@ -5266,7 +5266,7 @@
       <w:pPr>
         <w:pStyle w:val="Ttulo2"/>
       </w:pPr>
-      <w:bookmarkStart w:id="11" w:name="_Toc234428476"/>
+      <w:bookmarkStart w:id="11" w:name="_Toc239706386"/>
       <w:r>
         <w:t>Aplicabilidad</w:t>
       </w:r>
@@ -5361,11 +5361,30 @@
     </w:p>
     <w:p>
       <w:r>
-        <w:t xml:space="preserve">Esta captura de pantalla del sitio web oficial de McDonald's que muestra la ficha técnica de la Hamburguesa Clásica. A la izquierda, una imagen en alta resolución del </w:t>
-      </w:r>
+        <w:t xml:space="preserve">Nota. </w:t>
+      </w:r>
+      <w:r>
+        <w:t xml:space="preserve">Captura de pantalla de la página principal de McDonald’s, por McDonald’s, 2026, </w:t>
+      </w:r>
+      <w:hyperlink r:id="rId18" w:history="1">
+        <w:r>
+          <w:rPr>
+            <w:rStyle w:val="Hipervnculo"/>
+          </w:rPr>
+          <w:t>https://www.mcdonalds.com/us/en-us.html</w:t>
+        </w:r>
+      </w:hyperlink>
+      <w:r>
+        <w:t xml:space="preserve"> </w:t>
+      </w:r>
+      <w:r>
+        <w:t xml:space="preserve"> </w:t>
+      </w:r>
+    </w:p>
+    <w:p>
       <w:r>
         <w:lastRenderedPageBreak/>
-        <w:t xml:space="preserve">producto ensamblado; a la derecha, el bloque de información que detalla el contenido calórico (250 Cal.) y el procedimiento de preparación, especificando el uso de carne 100 % de res condimentada con sal y pimienta, pepinillos, cebolla picada, </w:t>
+        <w:t xml:space="preserve">Esta captura de pantalla del sitio web oficial de McDonald's que muestra la ficha técnica de la Hamburguesa Clásica. A la izquierda, una imagen en alta resolución del producto ensamblado; a la derecha, el bloque de información que detalla el contenido calórico (250 Cal.) y el procedimiento de preparación, especificando el uso de carne 100 % de res condimentada con sal y pimienta, pepinillos, cebolla picada, </w:t>
       </w:r>
       <w:r>
         <w:rPr>
@@ -5485,7 +5504,7 @@
       <w:r>
         <w:t xml:space="preserve"> </w:t>
       </w:r>
-      <w:hyperlink r:id="rId18" w:anchor="%C2%BFQue_es_un_diagrama_de_flujo" w:history="1">
+      <w:hyperlink r:id="rId19" w:anchor="%C2%BFQue_es_un_diagrama_de_flujo" w:history="1">
         <w:r>
           <w:rPr>
             <w:rStyle w:val="Hipervnculo"/>
@@ -5510,7 +5529,7 @@
       <w:pPr>
         <w:pStyle w:val="Ttulo1"/>
       </w:pPr>
-      <w:bookmarkStart w:id="12" w:name="_Toc234428477"/>
+      <w:bookmarkStart w:id="12" w:name="_Toc239706387"/>
       <w:r>
         <w:lastRenderedPageBreak/>
         <w:t>Idea de negocio</w:t>
@@ -5538,7 +5557,7 @@
       <w:pPr>
         <w:pStyle w:val="Ttulo2"/>
       </w:pPr>
-      <w:bookmarkStart w:id="13" w:name="_Toc234428478"/>
+      <w:bookmarkStart w:id="13" w:name="_Toc239706388"/>
       <w:r>
         <w:t>Concepto</w:t>
       </w:r>
@@ -5563,7 +5582,7 @@
       <w:pPr>
         <w:pStyle w:val="Ttulo2"/>
       </w:pPr>
-      <w:bookmarkStart w:id="14" w:name="_Toc234428479"/>
+      <w:bookmarkStart w:id="14" w:name="_Toc239706389"/>
       <w:r>
         <w:t>Características</w:t>
       </w:r>
@@ -5612,7 +5631,7 @@
                     </pic:cNvPicPr>
                   </pic:nvPicPr>
                   <pic:blipFill>
-                    <a:blip r:embed="rId19">
+                    <a:blip r:embed="rId20">
                       <a:extLst>
                         <a:ext uri="{28A0092B-C50C-407E-A947-70E740481C1C}">
                           <a14:useLocalDpi xmlns:a14="http://schemas.microsoft.com/office/drawing/2010/main" val="0"/>
@@ -5679,7 +5698,7 @@
                     </pic:cNvPicPr>
                   </pic:nvPicPr>
                   <pic:blipFill>
-                    <a:blip r:embed="rId20">
+                    <a:blip r:embed="rId21">
                       <a:extLst>
                         <a:ext uri="{28A0092B-C50C-407E-A947-70E740481C1C}">
                           <a14:useLocalDpi xmlns:a14="http://schemas.microsoft.com/office/drawing/2010/main" val="0"/>
@@ -5726,7 +5745,7 @@
       <w:pPr>
         <w:pStyle w:val="Ttulo2"/>
       </w:pPr>
-      <w:bookmarkStart w:id="15" w:name="_Toc234428480"/>
+      <w:bookmarkStart w:id="15" w:name="_Toc239706390"/>
       <w:r>
         <w:t>Formulación</w:t>
       </w:r>
@@ -5953,20 +5972,15 @@
       </w:r>
     </w:p>
     <w:p>
-      <w:proofErr w:type="spellStart"/>
-      <w:r>
-        <w:t>Rappi</w:t>
-      </w:r>
-      <w:proofErr w:type="spellEnd"/>
-      <w:r>
-        <w:t xml:space="preserve"> formuló su modelo de negocio a partir de la necesidad de entregas rápidas, integrando tecnología y logística. La formulación convierte una idea en una propuesta estructurada, facilitando su análisis y desarrollo empresarial.</w:t>
+      <w:r>
+        <w:t>Rappi formuló su modelo de negocio a partir de la necesidad de entregas rápidas, integrando tecnología y logística. La formulación convierte una idea en una propuesta estructurada, facilitando su análisis y desarrollo empresarial.</w:t>
       </w:r>
     </w:p>
     <w:p>
       <w:pPr>
         <w:pStyle w:val="Ttulo2"/>
       </w:pPr>
-      <w:bookmarkStart w:id="16" w:name="_Toc234428481"/>
+      <w:bookmarkStart w:id="16" w:name="_Toc239706391"/>
       <w:r>
         <w:t>Innovación y emprendimiento</w:t>
       </w:r>
@@ -6070,7 +6084,7 @@
       <w:r>
         <w:t xml:space="preserve">Enlace: </w:t>
       </w:r>
-      <w:hyperlink r:id="rId21" w:history="1">
+      <w:hyperlink r:id="rId22" w:history="1">
         <w:r>
           <w:rPr>
             <w:rStyle w:val="Hipervnculo"/>
@@ -6586,7 +6600,7 @@
       <w:pPr>
         <w:pStyle w:val="Ttulo1"/>
       </w:pPr>
-      <w:bookmarkStart w:id="17" w:name="_Toc234428482"/>
+      <w:bookmarkStart w:id="17" w:name="_Toc239706392"/>
       <w:r>
         <w:lastRenderedPageBreak/>
         <w:t>Viabilidad</w:t>
@@ -6602,7 +6616,7 @@
       <w:pPr>
         <w:pStyle w:val="Ttulo2"/>
       </w:pPr>
-      <w:bookmarkStart w:id="18" w:name="_Toc234428483"/>
+      <w:bookmarkStart w:id="18" w:name="_Toc239706393"/>
       <w:r>
         <w:t>Concepto</w:t>
       </w:r>
@@ -6627,7 +6641,7 @@
       <w:pPr>
         <w:pStyle w:val="Ttulo2"/>
       </w:pPr>
-      <w:bookmarkStart w:id="19" w:name="_Toc234428484"/>
+      <w:bookmarkStart w:id="19" w:name="_Toc239706394"/>
       <w:r>
         <w:t>Clasificación</w:t>
       </w:r>
@@ -7031,20 +7045,15 @@
       </w:r>
     </w:p>
     <w:p>
-      <w:proofErr w:type="spellStart"/>
-      <w:r>
-        <w:t>Rappi</w:t>
-      </w:r>
-      <w:proofErr w:type="spellEnd"/>
-      <w:r>
-        <w:t xml:space="preserve"> evaluó la viabilidad comercial (demanda de domicilios), técnica (plataforma digital) y operativa (logística de entregas) antes de su expansión. La clasificación de la viabilidad permite evaluar integralmente una idea de negocio, evitando decisiones basadas únicamente en percepciones.</w:t>
+      <w:r>
+        <w:t>Rappi evaluó la viabilidad comercial (demanda de domicilios), técnica (plataforma digital) y operativa (logística de entregas) antes de su expansión. La clasificación de la viabilidad permite evaluar integralmente una idea de negocio, evitando decisiones basadas únicamente en percepciones.</w:t>
       </w:r>
     </w:p>
     <w:p>
       <w:pPr>
         <w:pStyle w:val="Ttulo2"/>
       </w:pPr>
-      <w:bookmarkStart w:id="20" w:name="_Toc234428485"/>
+      <w:bookmarkStart w:id="20" w:name="_Toc239706395"/>
       <w:r>
         <w:t>Aplicabilidad</w:t>
       </w:r>
@@ -7176,7 +7185,7 @@
       </w:r>
     </w:p>
     <w:p>
-      <w:hyperlink r:id="rId22" w:history="1">
+      <w:hyperlink r:id="rId23" w:history="1">
         <w:r>
           <w:rPr>
             <w:rStyle w:val="Hipervnculo"/>
@@ -7201,7 +7210,7 @@
       <w:pPr>
         <w:pStyle w:val="Ttulo1"/>
       </w:pPr>
-      <w:bookmarkStart w:id="21" w:name="_Toc234428486"/>
+      <w:bookmarkStart w:id="21" w:name="_Toc239706396"/>
       <w:r>
         <w:lastRenderedPageBreak/>
         <w:t>Plan de negocio</w:t>
@@ -7217,7 +7226,7 @@
       <w:pPr>
         <w:pStyle w:val="Ttulo2"/>
       </w:pPr>
-      <w:bookmarkStart w:id="22" w:name="_Toc234428487"/>
+      <w:bookmarkStart w:id="22" w:name="_Toc239706397"/>
       <w:r>
         <w:t>Concepto</w:t>
       </w:r>
@@ -7242,7 +7251,7 @@
       <w:pPr>
         <w:pStyle w:val="Ttulo2"/>
       </w:pPr>
-      <w:bookmarkStart w:id="23" w:name="_Toc234428488"/>
+      <w:bookmarkStart w:id="23" w:name="_Toc239706398"/>
       <w:r>
         <w:t>Estructura</w:t>
       </w:r>
@@ -7293,7 +7302,7 @@
                     <pic:cNvPicPr/>
                   </pic:nvPicPr>
                   <pic:blipFill>
-                    <a:blip r:embed="rId23" cstate="print">
+                    <a:blip r:embed="rId24" cstate="print">
                       <a:extLst>
                         <a:ext uri="{28A0092B-C50C-407E-A947-70E740481C1C}">
                           <a14:useLocalDpi xmlns:a14="http://schemas.microsoft.com/office/drawing/2010/main" val="0"/>
@@ -7361,7 +7370,7 @@
       </w:r>
     </w:p>
     <w:p>
-      <w:hyperlink r:id="rId24" w:history="1">
+      <w:hyperlink r:id="rId25" w:history="1">
         <w:r>
           <w:rPr>
             <w:rStyle w:val="Hipervnculo"/>
@@ -7377,7 +7386,7 @@
       <w:pPr>
         <w:pStyle w:val="Ttulo2"/>
       </w:pPr>
-      <w:bookmarkStart w:id="24" w:name="_Toc234428489"/>
+      <w:bookmarkStart w:id="24" w:name="_Toc239706399"/>
       <w:r>
         <w:lastRenderedPageBreak/>
         <w:t>Ejemplo</w:t>
@@ -7389,15 +7398,7 @@
     </w:p>
     <w:p>
       <w:r>
-        <w:t xml:space="preserve">Este componente formativo presenta un plan de negocio para la empresa </w:t>
-      </w:r>
-      <w:proofErr w:type="spellStart"/>
-      <w:r>
-        <w:t>Artecol</w:t>
-      </w:r>
-      <w:proofErr w:type="spellEnd"/>
-      <w:r>
-        <w:t xml:space="preserve"> SAS, una tienda de artesanías ubicada en el sector de La Candelaria, en Bogotá. La empresa busca comercializar productos artesanales elaborados por comunidades colombianas, combinando un punto de venta físico con un canal digital de comercio electrónico. La propuesta de valor se centra en la autenticidad de los productos, el fortalecimiento de la identidad cultural y la promoción del comercio justo.</w:t>
+        <w:t>Este componente formativo presenta un plan de negocio para la empresa Artecol SAS, una tienda de artesanías ubicada en el sector de La Candelaria, en Bogotá. La empresa busca comercializar productos artesanales elaborados por comunidades colombianas, combinando un punto de venta físico con un canal digital de comercio electrónico. La propuesta de valor se centra en la autenticidad de los productos, el fortalecimiento de la identidad cultural y la promoción del comercio justo.</w:t>
       </w:r>
     </w:p>
     <w:p>
@@ -7427,23 +7428,7 @@
           <w:b/>
           <w:bCs/>
         </w:rPr>
-        <w:t xml:space="preserve">Plan de negocio - </w:t>
-      </w:r>
-      <w:proofErr w:type="spellStart"/>
-      <w:r>
-        <w:rPr>
-          <w:b/>
-          <w:bCs/>
-        </w:rPr>
-        <w:t>Artecol</w:t>
-      </w:r>
-      <w:proofErr w:type="spellEnd"/>
-      <w:r>
-        <w:rPr>
-          <w:b/>
-          <w:bCs/>
-        </w:rPr>
-        <w:t xml:space="preserve"> SAS.</w:t>
+        <w:t>Plan de negocio - Artecol SAS.</w:t>
       </w:r>
     </w:p>
     <w:p>
@@ -7494,7 +7479,7 @@
       <w:pPr>
         <w:pStyle w:val="Ttulo1"/>
       </w:pPr>
-      <w:bookmarkStart w:id="25" w:name="_Toc234428490"/>
+      <w:bookmarkStart w:id="25" w:name="_Toc239706400"/>
       <w:r>
         <w:lastRenderedPageBreak/>
         <w:t>Paquetes ofimáticos y herramientas TIC</w:t>
@@ -7510,7 +7495,7 @@
       <w:pPr>
         <w:pStyle w:val="Ttulo2"/>
       </w:pPr>
-      <w:bookmarkStart w:id="26" w:name="_Toc234428491"/>
+      <w:bookmarkStart w:id="26" w:name="_Toc239706401"/>
       <w:r>
         <w:t>Concepto</w:t>
       </w:r>
@@ -7540,7 +7525,7 @@
       <w:pPr>
         <w:pStyle w:val="Ttulo2"/>
       </w:pPr>
-      <w:bookmarkStart w:id="27" w:name="_Toc234428492"/>
+      <w:bookmarkStart w:id="27" w:name="_Toc239706402"/>
       <w:r>
         <w:lastRenderedPageBreak/>
         <w:t>Clasificación</w:t>
@@ -7936,7 +7921,7 @@
       <w:pPr>
         <w:pStyle w:val="Ttulo2"/>
       </w:pPr>
-      <w:bookmarkStart w:id="28" w:name="_Toc234428493"/>
+      <w:bookmarkStart w:id="28" w:name="_Toc239706403"/>
       <w:r>
         <w:t>Aplicabilidad</w:t>
       </w:r>
@@ -8160,7 +8145,7 @@
         <w:lastRenderedPageBreak/>
         <w:t xml:space="preserve">Enlace: </w:t>
       </w:r>
-      <w:hyperlink r:id="rId25" w:history="1">
+      <w:hyperlink r:id="rId26" w:history="1">
         <w:r>
           <w:rPr>
             <w:rStyle w:val="Hipervnculo"/>
@@ -8580,7 +8565,7 @@
           <w:u w:val="single"/>
         </w:rPr>
       </w:pPr>
-      <w:bookmarkStart w:id="29" w:name="_Toc234428494"/>
+      <w:bookmarkStart w:id="29" w:name="_Toc239706404"/>
       <w:r>
         <w:lastRenderedPageBreak/>
         <w:t>Síntesis</w:t>
@@ -8637,7 +8622,7 @@
                     </pic:cNvPicPr>
                   </pic:nvPicPr>
                   <pic:blipFill>
-                    <a:blip r:embed="rId26">
+                    <a:blip r:embed="rId27">
                       <a:extLst>
                         <a:ext uri="{28A0092B-C50C-407E-A947-70E740481C1C}">
                           <a14:useLocalDpi xmlns:a14="http://schemas.microsoft.com/office/drawing/2010/main" val="0"/>
@@ -8688,7 +8673,7 @@
       <w:pPr>
         <w:pStyle w:val="Titulosgenerales"/>
       </w:pPr>
-      <w:bookmarkStart w:id="30" w:name="_Toc234428495"/>
+      <w:bookmarkStart w:id="30" w:name="_Toc239706405"/>
       <w:r>
         <w:lastRenderedPageBreak/>
         <w:t>Glosario</w:t>
@@ -8906,7 +8891,7 @@
       <w:pPr>
         <w:pStyle w:val="Titulosgenerales"/>
       </w:pPr>
-      <w:bookmarkStart w:id="31" w:name="_Toc234428496"/>
+      <w:bookmarkStart w:id="31" w:name="_Toc239706406"/>
       <w:r>
         <w:lastRenderedPageBreak/>
         <w:t>Referencias bibliográficas</w:t>
@@ -8918,9 +8903,12 @@
     </w:p>
     <w:p>
       <w:r>
-        <w:t xml:space="preserve">Alcaraz Rodríguez, R. (2011). El emprendedor de éxito. </w:t>
-      </w:r>
-      <w:hyperlink r:id="rId27" w:history="1">
+        <w:t>Alcaraz Rodríguez, R. (2011). El emprendedor de éxito.</w:t>
+      </w:r>
+      <w:r>
+        <w:t xml:space="preserve"> </w:t>
+      </w:r>
+      <w:hyperlink r:id="rId28" w:history="1">
         <w:r>
           <w:rPr>
             <w:rStyle w:val="Hipervnculo"/>
@@ -8944,17 +8932,12 @@
     </w:p>
     <w:p>
       <w:r>
-        <w:t xml:space="preserve">JICA. (s. f.). Manual de </w:t>
-      </w:r>
-      <w:proofErr w:type="spellStart"/>
-      <w:r>
-        <w:t>emprendedorismo</w:t>
-      </w:r>
-      <w:proofErr w:type="spellEnd"/>
-      <w:r>
-        <w:t xml:space="preserve">. </w:t>
-      </w:r>
-      <w:hyperlink r:id="rId28" w:history="1">
+        <w:t>JICA. (s. f.). Manual de emprendedorismo.</w:t>
+      </w:r>
+      <w:r>
+        <w:t xml:space="preserve"> </w:t>
+      </w:r>
+      <w:hyperlink r:id="rId29" w:history="1">
         <w:r>
           <w:rPr>
             <w:rStyle w:val="Hipervnculo"/>
@@ -8968,11 +8951,37 @@
     </w:p>
     <w:p>
       <w:r>
+        <w:t xml:space="preserve">McDonald’s. (2026). McDonald’s: </w:t>
+      </w:r>
+      <w:r>
+        <w:rPr>
+          <w:rStyle w:val="Extranjerismo"/>
+        </w:rPr>
+        <w:t>Burgers, fries &amp; more. Quality ingredients</w:t>
+      </w:r>
+      <w:r>
+        <w:t>.</w:t>
+      </w:r>
+      <w:r>
+        <w:t xml:space="preserve"> </w:t>
+      </w:r>
+      <w:hyperlink r:id="rId30" w:history="1">
+        <w:r>
+          <w:rPr>
+            <w:rStyle w:val="Hipervnculo"/>
+          </w:rPr>
+          <w:t>https://www.mcdonalds.com/us/en-us.html</w:t>
+        </w:r>
+      </w:hyperlink>
+    </w:p>
+    <w:p>
+      <w:r>
         <w:t>Osterwalder, A., &amp; Pigneur, Y. (2010). Generación de modelos de negocio.</w:t>
       </w:r>
-    </w:p>
-    <w:p>
-      <w:hyperlink r:id="rId29" w:history="1">
+      <w:r>
+        <w:t xml:space="preserve"> </w:t>
+      </w:r>
+      <w:hyperlink r:id="rId31" w:history="1">
         <w:r>
           <w:rPr>
             <w:rStyle w:val="Hipervnculo"/>
@@ -8996,7 +9005,7 @@
       <w:r>
         <w:t xml:space="preserve"> </w:t>
       </w:r>
-      <w:hyperlink r:id="rId30" w:history="1">
+      <w:hyperlink r:id="rId32" w:history="1">
         <w:r>
           <w:rPr>
             <w:rStyle w:val="Hipervnculo"/>
@@ -9013,18 +9022,11 @@
         <w:t> </w:t>
       </w:r>
     </w:p>
-    <w:p/>
-    <w:p>
-      <w:pPr>
-        <w:pStyle w:val="Prrafodelista"/>
-        <w:ind w:left="993" w:firstLine="0"/>
-      </w:pPr>
-    </w:p>
     <w:p>
       <w:pPr>
         <w:pStyle w:val="Titulosgenerales"/>
       </w:pPr>
-      <w:bookmarkStart w:id="32" w:name="_Toc234428497"/>
+      <w:bookmarkStart w:id="32" w:name="_Toc239706407"/>
       <w:r>
         <w:lastRenderedPageBreak/>
         <w:t>Créditos</w:t>
@@ -9798,8 +9800,8 @@
       </w:pPr>
     </w:p>
     <w:sectPr>
-      <w:headerReference w:type="default" r:id="rId31"/>
-      <w:footerReference w:type="default" r:id="rId32"/>
+      <w:headerReference w:type="default" r:id="rId33"/>
+      <w:footerReference w:type="default" r:id="rId34"/>
       <w:pgSz w:w="12240" w:h="15840"/>
       <w:pgMar w:top="1701" w:right="1134" w:bottom="1134" w:left="1134" w:header="709" w:footer="737" w:gutter="0"/>
       <w:pgNumType w:start="1"/>
@@ -9812,7 +9814,7 @@
 </file>
 
 <file path=word/endnotes.xml><?xml version="1.0" encoding="utf-8"?>
-<w:endnotes xmlns:wpc="http://schemas.microsoft.com/office/word/2010/wordprocessingCanvas" xmlns:cx="http://schemas.microsoft.com/office/drawing/2014/chartex" xmlns:cx1="http://schemas.microsoft.com/office/drawing/2015/9/8/chartex" xmlns:cx2="http://schemas.microsoft.com/office/drawing/2015/10/21/chartex" xmlns:cx3="http://schemas.microsoft.com/office/drawing/2016/5/9/chartex" xmlns:cx4="http://schemas.microsoft.com/office/drawing/2016/5/10/chartex" xmlns:cx5="http://schemas.microsoft.com/office/drawing/2016/5/11/chartex" xmlns:cx6="http://schemas.microsoft.com/office/drawing/2016/5/12/chartex" xmlns:cx7="http://schemas.microsoft.com/office/drawing/2016/5/13/chartex" xmlns:cx8="http://schemas.microsoft.com/office/drawing/2016/5/14/chartex" xmlns:mc="http://schemas.openxmlformats.org/markup-compatibility/2006" xmlns:aink="http://schemas.microsoft.com/office/drawing/2016/ink" xmlns:am3d="http://schemas.microsoft.com/office/drawing/2017/model3d" xmlns:o="urn:schemas-microsoft-com:office:office" xmlns:oel="http://schemas.microsoft.com/office/2019/extlst" xmlns:r="http://schemas.openxmlformats.org/officeDocument/2006/relationships" xmlns:m="http://schemas.openxmlformats.org/officeDocument/2006/math" xmlns:v="urn:schemas-microsoft-com:vml" xmlns:wp14="http://schemas.microsoft.com/office/word/2010/wordprocessingDrawing" xmlns:wp="http://schemas.openxmlformats.org/drawingml/2006/wordprocessingDrawing" xmlns:w10="urn:schemas-microsoft-com:office:word" xmlns:w="http://schemas.openxmlformats.org/wordprocessingml/2006/main" xmlns:w14="http://schemas.microsoft.com/office/word/2010/wordml" xmlns:w15="http://schemas.microsoft.com/office/word/2012/wordml" xmlns:w16cei="http://schemas.microsoft.com/office/word/2026/wordml/cei" xmlns:w16cex="http://schemas.microsoft.com/office/word/2018/wordml/cex" xmlns:w16cid="http://schemas.microsoft.com/office/word/2016/wordml/cid" xmlns:w16="http://schemas.microsoft.com/office/word/2018/wordml" xmlns:w16du="http://schemas.microsoft.com/office/word/2023/wordml/word16du" xmlns:w16sdtdh="http://schemas.microsoft.com/office/word/2020/wordml/sdtdatahash" xmlns:w16sdtfl="http://schemas.microsoft.com/office/word/2024/wordml/sdtformatlock" xmlns:w16se="http://schemas.microsoft.com/office/word/2015/wordml/symex" xmlns:wpg="http://schemas.microsoft.com/office/word/2010/wordprocessingGroup" xmlns:wpi="http://schemas.microsoft.com/office/word/2010/wordprocessingInk" xmlns:wne="http://schemas.microsoft.com/office/word/2006/wordml" xmlns:wps="http://schemas.microsoft.com/office/word/2010/wordprocessingShape" mc:Ignorable="w14 w15 w16se w16cid w16 w16cex w16sdtdh w16sdtfl w16du wp14">
+<w:endnotes xmlns:wpc="http://schemas.microsoft.com/office/word/2010/wordprocessingCanvas" xmlns:cx="http://schemas.microsoft.com/office/drawing/2014/chartex" xmlns:cx1="http://schemas.microsoft.com/office/drawing/2015/9/8/chartex" xmlns:cx2="http://schemas.microsoft.com/office/drawing/2015/10/21/chartex" xmlns:cx3="http://schemas.microsoft.com/office/drawing/2016/5/9/chartex" xmlns:cx4="http://schemas.microsoft.com/office/drawing/2016/5/10/chartex" xmlns:cx5="http://schemas.microsoft.com/office/drawing/2016/5/11/chartex" xmlns:cx6="http://schemas.microsoft.com/office/drawing/2016/5/12/chartex" xmlns:cx7="http://schemas.microsoft.com/office/drawing/2016/5/13/chartex" xmlns:cx8="http://schemas.microsoft.com/office/drawing/2016/5/14/chartex" xmlns:mc="http://schemas.openxmlformats.org/markup-compatibility/2006" xmlns:aink="http://schemas.microsoft.com/office/drawing/2016/ink" xmlns:am3d="http://schemas.microsoft.com/office/drawing/2017/model3d" xmlns:o="urn:schemas-microsoft-com:office:office" xmlns:oel="http://schemas.microsoft.com/office/2019/extlst" xmlns:r="http://schemas.openxmlformats.org/officeDocument/2006/relationships" xmlns:m="http://schemas.openxmlformats.org/officeDocument/2006/math" xmlns:v="urn:schemas-microsoft-com:vml" xmlns:wp14="http://schemas.microsoft.com/office/word/2010/wordprocessingDrawing" xmlns:wp="http://schemas.openxmlformats.org/drawingml/2006/wordprocessingDrawing" xmlns:w10="urn:schemas-microsoft-com:office:word" xmlns:w="http://schemas.openxmlformats.org/wordprocessingml/2006/main" xmlns:w14="http://schemas.microsoft.com/office/word/2010/wordml" xmlns:w15="http://schemas.microsoft.com/office/word/2012/wordml" xmlns:w16cex="http://schemas.microsoft.com/office/word/2018/wordml/cex" xmlns:w16cid="http://schemas.microsoft.com/office/word/2016/wordml/cid" xmlns:w16="http://schemas.microsoft.com/office/word/2018/wordml" xmlns:w16du="http://schemas.microsoft.com/office/word/2023/wordml/word16du" xmlns:w16sdtdh="http://schemas.microsoft.com/office/word/2020/wordml/sdtdatahash" xmlns:w16sdtfl="http://schemas.microsoft.com/office/word/2024/wordml/sdtformatlock" xmlns:w16se="http://schemas.microsoft.com/office/word/2015/wordml/symex" xmlns:wpg="http://schemas.microsoft.com/office/word/2010/wordprocessingGroup" xmlns:wpi="http://schemas.microsoft.com/office/word/2010/wordprocessingInk" xmlns:wne="http://schemas.microsoft.com/office/word/2006/wordml" xmlns:wps="http://schemas.microsoft.com/office/word/2010/wordprocessingShape" mc:Ignorable="w14 w15 w16se w16cid w16 w16cex w16sdtdh w16sdtfl w16du wp14">
   <w:endnote w:type="separator" w:id="-1">
     <w:p>
       <w:pPr>
@@ -9839,7 +9841,7 @@
 </file>
 
 <file path=word/footer1.xml><?xml version="1.0" encoding="utf-8"?>
-<w:ftr xmlns:wpc="http://schemas.microsoft.com/office/word/2010/wordprocessingCanvas" xmlns:cx="http://schemas.microsoft.com/office/drawing/2014/chartex" xmlns:cx1="http://schemas.microsoft.com/office/drawing/2015/9/8/chartex" xmlns:cx2="http://schemas.microsoft.com/office/drawing/2015/10/21/chartex" xmlns:cx3="http://schemas.microsoft.com/office/drawing/2016/5/9/chartex" xmlns:cx4="http://schemas.microsoft.com/office/drawing/2016/5/10/chartex" xmlns:cx5="http://schemas.microsoft.com/office/drawing/2016/5/11/chartex" xmlns:cx6="http://schemas.microsoft.com/office/drawing/2016/5/12/chartex" xmlns:cx7="http://schemas.microsoft.com/office/drawing/2016/5/13/chartex" xmlns:cx8="http://schemas.microsoft.com/office/drawing/2016/5/14/chartex" xmlns:mc="http://schemas.openxmlformats.org/markup-compatibility/2006" xmlns:aink="http://schemas.microsoft.com/office/drawing/2016/ink" xmlns:am3d="http://schemas.microsoft.com/office/drawing/2017/model3d" xmlns:o="urn:schemas-microsoft-com:office:office" xmlns:oel="http://schemas.microsoft.com/office/2019/extlst" xmlns:r="http://schemas.openxmlformats.org/officeDocument/2006/relationships" xmlns:m="http://schemas.openxmlformats.org/officeDocument/2006/math" xmlns:v="urn:schemas-microsoft-com:vml" xmlns:wp14="http://schemas.microsoft.com/office/word/2010/wordprocessingDrawing" xmlns:wp="http://schemas.openxmlformats.org/drawingml/2006/wordprocessingDrawing" xmlns:w10="urn:schemas-microsoft-com:office:word" xmlns:w="http://schemas.openxmlformats.org/wordprocessingml/2006/main" xmlns:w14="http://schemas.microsoft.com/office/word/2010/wordml" xmlns:w15="http://schemas.microsoft.com/office/word/2012/wordml" xmlns:w16cei="http://schemas.microsoft.com/office/word/2026/wordml/cei" xmlns:w16cex="http://schemas.microsoft.com/office/word/2018/wordml/cex" xmlns:w16cid="http://schemas.microsoft.com/office/word/2016/wordml/cid" xmlns:w16="http://schemas.microsoft.com/office/word/2018/wordml" xmlns:w16du="http://schemas.microsoft.com/office/word/2023/wordml/word16du" xmlns:w16sdtdh="http://schemas.microsoft.com/office/word/2020/wordml/sdtdatahash" xmlns:w16sdtfl="http://schemas.microsoft.com/office/word/2024/wordml/sdtformatlock" xmlns:w16se="http://schemas.microsoft.com/office/word/2015/wordml/symex" xmlns:wpg="http://schemas.microsoft.com/office/word/2010/wordprocessingGroup" xmlns:wpi="http://schemas.microsoft.com/office/word/2010/wordprocessingInk" xmlns:wne="http://schemas.microsoft.com/office/word/2006/wordml" xmlns:wps="http://schemas.microsoft.com/office/word/2010/wordprocessingShape" mc:Ignorable="w14 w15 w16se w16cid w16 w16cex w16sdtdh w16sdtfl w16du wp14">
+<w:ftr xmlns:wpc="http://schemas.microsoft.com/office/word/2010/wordprocessingCanvas" xmlns:cx="http://schemas.microsoft.com/office/drawing/2014/chartex" xmlns:cx1="http://schemas.microsoft.com/office/drawing/2015/9/8/chartex" xmlns:cx2="http://schemas.microsoft.com/office/drawing/2015/10/21/chartex" xmlns:cx3="http://schemas.microsoft.com/office/drawing/2016/5/9/chartex" xmlns:cx4="http://schemas.microsoft.com/office/drawing/2016/5/10/chartex" xmlns:cx5="http://schemas.microsoft.com/office/drawing/2016/5/11/chartex" xmlns:cx6="http://schemas.microsoft.com/office/drawing/2016/5/12/chartex" xmlns:cx7="http://schemas.microsoft.com/office/drawing/2016/5/13/chartex" xmlns:cx8="http://schemas.microsoft.com/office/drawing/2016/5/14/chartex" xmlns:mc="http://schemas.openxmlformats.org/markup-compatibility/2006" xmlns:aink="http://schemas.microsoft.com/office/drawing/2016/ink" xmlns:am3d="http://schemas.microsoft.com/office/drawing/2017/model3d" xmlns:o="urn:schemas-microsoft-com:office:office" xmlns:oel="http://schemas.microsoft.com/office/2019/extlst" xmlns:r="http://schemas.openxmlformats.org/officeDocument/2006/relationships" xmlns:m="http://schemas.openxmlformats.org/officeDocument/2006/math" xmlns:v="urn:schemas-microsoft-com:vml" xmlns:wp14="http://schemas.microsoft.com/office/word/2010/wordprocessingDrawing" xmlns:wp="http://schemas.openxmlformats.org/drawingml/2006/wordprocessingDrawing" xmlns:w10="urn:schemas-microsoft-com:office:word" xmlns:w="http://schemas.openxmlformats.org/wordprocessingml/2006/main" xmlns:w14="http://schemas.microsoft.com/office/word/2010/wordml" xmlns:w15="http://schemas.microsoft.com/office/word/2012/wordml" xmlns:w16cex="http://schemas.microsoft.com/office/word/2018/wordml/cex" xmlns:w16cid="http://schemas.microsoft.com/office/word/2016/wordml/cid" xmlns:w16="http://schemas.microsoft.com/office/word/2018/wordml" xmlns:w16du="http://schemas.microsoft.com/office/word/2023/wordml/word16du" xmlns:w16sdtdh="http://schemas.microsoft.com/office/word/2020/wordml/sdtdatahash" xmlns:w16sdtfl="http://schemas.microsoft.com/office/word/2024/wordml/sdtformatlock" xmlns:w16se="http://schemas.microsoft.com/office/word/2015/wordml/symex" xmlns:wpg="http://schemas.microsoft.com/office/word/2010/wordprocessingGroup" xmlns:wpi="http://schemas.microsoft.com/office/word/2010/wordprocessingInk" xmlns:wne="http://schemas.microsoft.com/office/word/2006/wordml" xmlns:wps="http://schemas.microsoft.com/office/word/2010/wordprocessingShape" mc:Ignorable="w14 w15 w16se w16cid w16 w16cex w16sdtdh w16sdtfl w16du wp14">
   <w:sdt>
     <w:sdtPr>
       <w:id w:val="-1465197936"/>
@@ -9885,7 +9887,7 @@
 </file>
 
 <file path=word/footnotes.xml><?xml version="1.0" encoding="utf-8"?>
-<w:footnotes xmlns:wpc="http://schemas.microsoft.com/office/word/2010/wordprocessingCanvas" xmlns:cx="http://schemas.microsoft.com/office/drawing/2014/chartex" xmlns:cx1="http://schemas.microsoft.com/office/drawing/2015/9/8/chartex" xmlns:cx2="http://schemas.microsoft.com/office/drawing/2015/10/21/chartex" xmlns:cx3="http://schemas.microsoft.com/office/drawing/2016/5/9/chartex" xmlns:cx4="http://schemas.microsoft.com/office/drawing/2016/5/10/chartex" xmlns:cx5="http://schemas.microsoft.com/office/drawing/2016/5/11/chartex" xmlns:cx6="http://schemas.microsoft.com/office/drawing/2016/5/12/chartex" xmlns:cx7="http://schemas.microsoft.com/office/drawing/2016/5/13/chartex" xmlns:cx8="http://schemas.microsoft.com/office/drawing/2016/5/14/chartex" xmlns:mc="http://schemas.openxmlformats.org/markup-compatibility/2006" xmlns:aink="http://schemas.microsoft.com/office/drawing/2016/ink" xmlns:am3d="http://schemas.microsoft.com/office/drawing/2017/model3d" xmlns:o="urn:schemas-microsoft-com:office:office" xmlns:oel="http://schemas.microsoft.com/office/2019/extlst" xmlns:r="http://schemas.openxmlformats.org/officeDocument/2006/relationships" xmlns:m="http://schemas.openxmlformats.org/officeDocument/2006/math" xmlns:v="urn:schemas-microsoft-com:vml" xmlns:wp14="http://schemas.microsoft.com/office/word/2010/wordprocessingDrawing" xmlns:wp="http://schemas.openxmlformats.org/drawingml/2006/wordprocessingDrawing" xmlns:w10="urn:schemas-microsoft-com:office:word" xmlns:w="http://schemas.openxmlformats.org/wordprocessingml/2006/main" xmlns:w14="http://schemas.microsoft.com/office/word/2010/wordml" xmlns:w15="http://schemas.microsoft.com/office/word/2012/wordml" xmlns:w16cei="http://schemas.microsoft.com/office/word/2026/wordml/cei" xmlns:w16cex="http://schemas.microsoft.com/office/word/2018/wordml/cex" xmlns:w16cid="http://schemas.microsoft.com/office/word/2016/wordml/cid" xmlns:w16="http://schemas.microsoft.com/office/word/2018/wordml" xmlns:w16du="http://schemas.microsoft.com/office/word/2023/wordml/word16du" xmlns:w16sdtdh="http://schemas.microsoft.com/office/word/2020/wordml/sdtdatahash" xmlns:w16sdtfl="http://schemas.microsoft.com/office/word/2024/wordml/sdtformatlock" xmlns:w16se="http://schemas.microsoft.com/office/word/2015/wordml/symex" xmlns:wpg="http://schemas.microsoft.com/office/word/2010/wordprocessingGroup" xmlns:wpi="http://schemas.microsoft.com/office/word/2010/wordprocessingInk" xmlns:wne="http://schemas.microsoft.com/office/word/2006/wordml" xmlns:wps="http://schemas.microsoft.com/office/word/2010/wordprocessingShape" mc:Ignorable="w14 w15 w16se w16cid w16 w16cex w16sdtdh w16sdtfl w16du wp14">
+<w:footnotes xmlns:wpc="http://schemas.microsoft.com/office/word/2010/wordprocessingCanvas" xmlns:cx="http://schemas.microsoft.com/office/drawing/2014/chartex" xmlns:cx1="http://schemas.microsoft.com/office/drawing/2015/9/8/chartex" xmlns:cx2="http://schemas.microsoft.com/office/drawing/2015/10/21/chartex" xmlns:cx3="http://schemas.microsoft.com/office/drawing/2016/5/9/chartex" xmlns:cx4="http://schemas.microsoft.com/office/drawing/2016/5/10/chartex" xmlns:cx5="http://schemas.microsoft.com/office/drawing/2016/5/11/chartex" xmlns:cx6="http://schemas.microsoft.com/office/drawing/2016/5/12/chartex" xmlns:cx7="http://schemas.microsoft.com/office/drawing/2016/5/13/chartex" xmlns:cx8="http://schemas.microsoft.com/office/drawing/2016/5/14/chartex" xmlns:mc="http://schemas.openxmlformats.org/markup-compatibility/2006" xmlns:aink="http://schemas.microsoft.com/office/drawing/2016/ink" xmlns:am3d="http://schemas.microsoft.com/office/drawing/2017/model3d" xmlns:o="urn:schemas-microsoft-com:office:office" xmlns:oel="http://schemas.microsoft.com/office/2019/extlst" xmlns:r="http://schemas.openxmlformats.org/officeDocument/2006/relationships" xmlns:m="http://schemas.openxmlformats.org/officeDocument/2006/math" xmlns:v="urn:schemas-microsoft-com:vml" xmlns:wp14="http://schemas.microsoft.com/office/word/2010/wordprocessingDrawing" xmlns:wp="http://schemas.openxmlformats.org/drawingml/2006/wordprocessingDrawing" xmlns:w10="urn:schemas-microsoft-com:office:word" xmlns:w="http://schemas.openxmlformats.org/wordprocessingml/2006/main" xmlns:w14="http://schemas.microsoft.com/office/word/2010/wordml" xmlns:w15="http://schemas.microsoft.com/office/word/2012/wordml" xmlns:w16cex="http://schemas.microsoft.com/office/word/2018/wordml/cex" xmlns:w16cid="http://schemas.microsoft.com/office/word/2016/wordml/cid" xmlns:w16="http://schemas.microsoft.com/office/word/2018/wordml" xmlns:w16du="http://schemas.microsoft.com/office/word/2023/wordml/word16du" xmlns:w16sdtdh="http://schemas.microsoft.com/office/word/2020/wordml/sdtdatahash" xmlns:w16sdtfl="http://schemas.microsoft.com/office/word/2024/wordml/sdtformatlock" xmlns:w16se="http://schemas.microsoft.com/office/word/2015/wordml/symex" xmlns:wpg="http://schemas.microsoft.com/office/word/2010/wordprocessingGroup" xmlns:wpi="http://schemas.microsoft.com/office/word/2010/wordprocessingInk" xmlns:wne="http://schemas.microsoft.com/office/word/2006/wordml" xmlns:wps="http://schemas.microsoft.com/office/word/2010/wordprocessingShape" mc:Ignorable="w14 w15 w16se w16cid w16 w16cex w16sdtdh w16sdtfl w16du wp14">
   <w:footnote w:type="separator" w:id="-1">
     <w:p>
       <w:pPr>
@@ -9912,7 +9914,7 @@
 </file>
 
 <file path=word/header1.xml><?xml version="1.0" encoding="utf-8"?>
-<w:hdr xmlns:wpc="http://schemas.microsoft.com/office/word/2010/wordprocessingCanvas" xmlns:cx="http://schemas.microsoft.com/office/drawing/2014/chartex" xmlns:cx1="http://schemas.microsoft.com/office/drawing/2015/9/8/chartex" xmlns:cx2="http://schemas.microsoft.com/office/drawing/2015/10/21/chartex" xmlns:cx3="http://schemas.microsoft.com/office/drawing/2016/5/9/chartex" xmlns:cx4="http://schemas.microsoft.com/office/drawing/2016/5/10/chartex" xmlns:cx5="http://schemas.microsoft.com/office/drawing/2016/5/11/chartex" xmlns:cx6="http://schemas.microsoft.com/office/drawing/2016/5/12/chartex" xmlns:cx7="http://schemas.microsoft.com/office/drawing/2016/5/13/chartex" xmlns:cx8="http://schemas.microsoft.com/office/drawing/2016/5/14/chartex" xmlns:mc="http://schemas.openxmlformats.org/markup-compatibility/2006" xmlns:aink="http://schemas.microsoft.com/office/drawing/2016/ink" xmlns:am3d="http://schemas.microsoft.com/office/drawing/2017/model3d" xmlns:o="urn:schemas-microsoft-com:office:office" xmlns:oel="http://schemas.microsoft.com/office/2019/extlst" xmlns:r="http://schemas.openxmlformats.org/officeDocument/2006/relationships" xmlns:m="http://schemas.openxmlformats.org/officeDocument/2006/math" xmlns:v="urn:schemas-microsoft-com:vml" xmlns:wp14="http://schemas.microsoft.com/office/word/2010/wordprocessingDrawing" xmlns:wp="http://schemas.openxmlformats.org/drawingml/2006/wordprocessingDrawing" xmlns:w10="urn:schemas-microsoft-com:office:word" xmlns:w="http://schemas.openxmlformats.org/wordprocessingml/2006/main" xmlns:w14="http://schemas.microsoft.com/office/word/2010/wordml" xmlns:w15="http://schemas.microsoft.com/office/word/2012/wordml" xmlns:w16cei="http://schemas.microsoft.com/office/word/2026/wordml/cei" xmlns:w16cex="http://schemas.microsoft.com/office/word/2018/wordml/cex" xmlns:w16cid="http://schemas.microsoft.com/office/word/2016/wordml/cid" xmlns:w16="http://schemas.microsoft.com/office/word/2018/wordml" xmlns:w16du="http://schemas.microsoft.com/office/word/2023/wordml/word16du" xmlns:w16sdtdh="http://schemas.microsoft.com/office/word/2020/wordml/sdtdatahash" xmlns:w16sdtfl="http://schemas.microsoft.com/office/word/2024/wordml/sdtformatlock" xmlns:w16se="http://schemas.microsoft.com/office/word/2015/wordml/symex" xmlns:wpg="http://schemas.microsoft.com/office/word/2010/wordprocessingGroup" xmlns:wpi="http://schemas.microsoft.com/office/word/2010/wordprocessingInk" xmlns:wne="http://schemas.microsoft.com/office/word/2006/wordml" xmlns:wps="http://schemas.microsoft.com/office/word/2010/wordprocessingShape" mc:Ignorable="w14 w15 w16se w16cid w16 w16cex w16sdtdh w16sdtfl w16du wp14">
+<w:hdr xmlns:wpc="http://schemas.microsoft.com/office/word/2010/wordprocessingCanvas" xmlns:cx="http://schemas.microsoft.com/office/drawing/2014/chartex" xmlns:cx1="http://schemas.microsoft.com/office/drawing/2015/9/8/chartex" xmlns:cx2="http://schemas.microsoft.com/office/drawing/2015/10/21/chartex" xmlns:cx3="http://schemas.microsoft.com/office/drawing/2016/5/9/chartex" xmlns:cx4="http://schemas.microsoft.com/office/drawing/2016/5/10/chartex" xmlns:cx5="http://schemas.microsoft.com/office/drawing/2016/5/11/chartex" xmlns:cx6="http://schemas.microsoft.com/office/drawing/2016/5/12/chartex" xmlns:cx7="http://schemas.microsoft.com/office/drawing/2016/5/13/chartex" xmlns:cx8="http://schemas.microsoft.com/office/drawing/2016/5/14/chartex" xmlns:mc="http://schemas.openxmlformats.org/markup-compatibility/2006" xmlns:aink="http://schemas.microsoft.com/office/drawing/2016/ink" xmlns:am3d="http://schemas.microsoft.com/office/drawing/2017/model3d" xmlns:o="urn:schemas-microsoft-com:office:office" xmlns:oel="http://schemas.microsoft.com/office/2019/extlst" xmlns:r="http://schemas.openxmlformats.org/officeDocument/2006/relationships" xmlns:m="http://schemas.openxmlformats.org/officeDocument/2006/math" xmlns:v="urn:schemas-microsoft-com:vml" xmlns:wp14="http://schemas.microsoft.com/office/word/2010/wordprocessingDrawing" xmlns:wp="http://schemas.openxmlformats.org/drawingml/2006/wordprocessingDrawing" xmlns:w10="urn:schemas-microsoft-com:office:word" xmlns:w="http://schemas.openxmlformats.org/wordprocessingml/2006/main" xmlns:w14="http://schemas.microsoft.com/office/word/2010/wordml" xmlns:w15="http://schemas.microsoft.com/office/word/2012/wordml" xmlns:w16cex="http://schemas.microsoft.com/office/word/2018/wordml/cex" xmlns:w16cid="http://schemas.microsoft.com/office/word/2016/wordml/cid" xmlns:w16="http://schemas.microsoft.com/office/word/2018/wordml" xmlns:w16du="http://schemas.microsoft.com/office/word/2023/wordml/word16du" xmlns:w16sdtdh="http://schemas.microsoft.com/office/word/2020/wordml/sdtdatahash" xmlns:w16sdtfl="http://schemas.microsoft.com/office/word/2024/wordml/sdtformatlock" xmlns:w16se="http://schemas.microsoft.com/office/word/2015/wordml/symex" xmlns:wpg="http://schemas.microsoft.com/office/word/2010/wordprocessingGroup" xmlns:wpi="http://schemas.microsoft.com/office/word/2010/wordprocessingInk" xmlns:wne="http://schemas.microsoft.com/office/word/2006/wordml" xmlns:wps="http://schemas.microsoft.com/office/word/2010/wordprocessingShape" mc:Ignorable="w14 w15 w16se w16cid w16 w16cex w16sdtdh w16sdtfl w16du wp14">
   <w:p>
     <w:pPr>
       <w:pStyle w:val="Encabezado"/>
@@ -9999,7 +10001,7 @@
 </file>
 
 <file path=word/numbering.xml><?xml version="1.0" encoding="utf-8"?>
-<w:numbering xmlns:wpc="http://schemas.microsoft.com/office/word/2010/wordprocessingCanvas" xmlns:cx="http://schemas.microsoft.com/office/drawing/2014/chartex" xmlns:cx1="http://schemas.microsoft.com/office/drawing/2015/9/8/chartex" xmlns:cx2="http://schemas.microsoft.com/office/drawing/2015/10/21/chartex" xmlns:cx3="http://schemas.microsoft.com/office/drawing/2016/5/9/chartex" xmlns:cx4="http://schemas.microsoft.com/office/drawing/2016/5/10/chartex" xmlns:cx5="http://schemas.microsoft.com/office/drawing/2016/5/11/chartex" xmlns:cx6="http://schemas.microsoft.com/office/drawing/2016/5/12/chartex" xmlns:cx7="http://schemas.microsoft.com/office/drawing/2016/5/13/chartex" xmlns:cx8="http://schemas.microsoft.com/office/drawing/2016/5/14/chartex" xmlns:mc="http://schemas.openxmlformats.org/markup-compatibility/2006" xmlns:aink="http://schemas.microsoft.com/office/drawing/2016/ink" xmlns:am3d="http://schemas.microsoft.com/office/drawing/2017/model3d" xmlns:o="urn:schemas-microsoft-com:office:office" xmlns:oel="http://schemas.microsoft.com/office/2019/extlst" xmlns:r="http://schemas.openxmlformats.org/officeDocument/2006/relationships" xmlns:m="http://schemas.openxmlformats.org/officeDocument/2006/math" xmlns:v="urn:schemas-microsoft-com:vml" xmlns:wp14="http://schemas.microsoft.com/office/word/2010/wordprocessingDrawing" xmlns:wp="http://schemas.openxmlformats.org/drawingml/2006/wordprocessingDrawing" xmlns:w10="urn:schemas-microsoft-com:office:word" xmlns:w="http://schemas.openxmlformats.org/wordprocessingml/2006/main" xmlns:w14="http://schemas.microsoft.com/office/word/2010/wordml" xmlns:w15="http://schemas.microsoft.com/office/word/2012/wordml" xmlns:w16cei="http://schemas.microsoft.com/office/word/2026/wordml/cei" xmlns:w16cex="http://schemas.microsoft.com/office/word/2018/wordml/cex" xmlns:w16cid="http://schemas.microsoft.com/office/word/2016/wordml/cid" xmlns:w16="http://schemas.microsoft.com/office/word/2018/wordml" xmlns:w16du="http://schemas.microsoft.com/office/word/2023/wordml/word16du" xmlns:w16sdtdh="http://schemas.microsoft.com/office/word/2020/wordml/sdtdatahash" xmlns:w16sdtfl="http://schemas.microsoft.com/office/word/2024/wordml/sdtformatlock" xmlns:w16se="http://schemas.microsoft.com/office/word/2015/wordml/symex" xmlns:wpg="http://schemas.microsoft.com/office/word/2010/wordprocessingGroup" xmlns:wpi="http://schemas.microsoft.com/office/word/2010/wordprocessingInk" xmlns:wne="http://schemas.microsoft.com/office/word/2006/wordml" xmlns:wps="http://schemas.microsoft.com/office/word/2010/wordprocessingShape" mc:Ignorable="w14 w15 w16se w16cid w16 w16cex w16sdtdh w16sdtfl w16du wp14">
+<w:numbering xmlns:wpc="http://schemas.microsoft.com/office/word/2010/wordprocessingCanvas" xmlns:cx="http://schemas.microsoft.com/office/drawing/2014/chartex" xmlns:cx1="http://schemas.microsoft.com/office/drawing/2015/9/8/chartex" xmlns:cx2="http://schemas.microsoft.com/office/drawing/2015/10/21/chartex" xmlns:cx3="http://schemas.microsoft.com/office/drawing/2016/5/9/chartex" xmlns:cx4="http://schemas.microsoft.com/office/drawing/2016/5/10/chartex" xmlns:cx5="http://schemas.microsoft.com/office/drawing/2016/5/11/chartex" xmlns:cx6="http://schemas.microsoft.com/office/drawing/2016/5/12/chartex" xmlns:cx7="http://schemas.microsoft.com/office/drawing/2016/5/13/chartex" xmlns:cx8="http://schemas.microsoft.com/office/drawing/2016/5/14/chartex" xmlns:mc="http://schemas.openxmlformats.org/markup-compatibility/2006" xmlns:aink="http://schemas.microsoft.com/office/drawing/2016/ink" xmlns:am3d="http://schemas.microsoft.com/office/drawing/2017/model3d" xmlns:o="urn:schemas-microsoft-com:office:office" xmlns:oel="http://schemas.microsoft.com/office/2019/extlst" xmlns:r="http://schemas.openxmlformats.org/officeDocument/2006/relationships" xmlns:m="http://schemas.openxmlformats.org/officeDocument/2006/math" xmlns:v="urn:schemas-microsoft-com:vml" xmlns:wp14="http://schemas.microsoft.com/office/word/2010/wordprocessingDrawing" xmlns:wp="http://schemas.openxmlformats.org/drawingml/2006/wordprocessingDrawing" xmlns:w10="urn:schemas-microsoft-com:office:word" xmlns:w="http://schemas.openxmlformats.org/wordprocessingml/2006/main" xmlns:w14="http://schemas.microsoft.com/office/word/2010/wordml" xmlns:w15="http://schemas.microsoft.com/office/word/2012/wordml" xmlns:w16cex="http://schemas.microsoft.com/office/word/2018/wordml/cex" xmlns:w16cid="http://schemas.microsoft.com/office/word/2016/wordml/cid" xmlns:w16="http://schemas.microsoft.com/office/word/2018/wordml" xmlns:w16du="http://schemas.microsoft.com/office/word/2023/wordml/word16du" xmlns:w16sdtdh="http://schemas.microsoft.com/office/word/2020/wordml/sdtdatahash" xmlns:w16sdtfl="http://schemas.microsoft.com/office/word/2024/wordml/sdtformatlock" xmlns:w16se="http://schemas.microsoft.com/office/word/2015/wordml/symex" xmlns:wpg="http://schemas.microsoft.com/office/word/2010/wordprocessingGroup" xmlns:wpi="http://schemas.microsoft.com/office/word/2010/wordprocessingInk" xmlns:wne="http://schemas.microsoft.com/office/word/2006/wordml" xmlns:wps="http://schemas.microsoft.com/office/word/2010/wordprocessingShape" mc:Ignorable="w14 w15 w16se w16cid w16 w16cex w16sdtdh w16sdtfl w16du wp14">
   <w:abstractNum w:abstractNumId="0" w15:restartNumberingAfterBreak="0">
     <w:nsid w:val="FFFFFF89"/>
     <w:multiLevelType w:val="singleLevel"/>
@@ -15609,6 +15611,15 @@
 </file>
 
 <file path=customXml/item1.xml><?xml version="1.0" encoding="utf-8"?>
+<?mso-contentType ?>
+<FormTemplates xmlns="http://schemas.microsoft.com/sharepoint/v3/contenttype/forms">
+  <Display>DocumentLibraryForm</Display>
+  <Edit>DocumentLibraryForm</Edit>
+  <New>DocumentLibraryForm</New>
+</FormTemplates>
+</file>
+
+<file path=customXml/item2.xml><?xml version="1.0" encoding="utf-8"?>
 <p:properties xmlns:p="http://schemas.microsoft.com/office/2006/metadata/properties" xmlns:xsi="http://www.w3.org/2001/XMLSchema-instance" xmlns:pc="http://schemas.microsoft.com/office/infopath/2007/PartnerControls">
   <documentManagement>
     <TaxCatchAll xmlns="67a0edcd-0de5-43ed-8c27-e32f38a00c91" xsi:nil="true"/>
@@ -15619,20 +15630,7 @@
 </p:properties>
 </file>
 
-<file path=customXml/item2.xml><?xml version="1.0" encoding="utf-8"?>
-<?mso-contentType ?>
-<FormTemplates xmlns="http://schemas.microsoft.com/sharepoint/v3/contenttype/forms">
-  <Display>DocumentLibraryForm</Display>
-  <Edit>DocumentLibraryForm</Edit>
-  <New>DocumentLibraryForm</New>
-</FormTemplates>
-</file>
-
 <file path=customXml/item3.xml><?xml version="1.0" encoding="utf-8"?>
-<b:Sources xmlns:b="http://schemas.openxmlformats.org/officeDocument/2006/bibliography" xmlns="http://schemas.openxmlformats.org/officeDocument/2006/bibliography" SelectedStyle="\APASixthEditionOfficeOnline.xsl" StyleName="APA" Version="6"/>
-</file>
-
-<file path=customXml/item4.xml><?xml version="1.0" encoding="utf-8"?>
 <ct:contentTypeSchema xmlns:ct="http://schemas.microsoft.com/office/2006/metadata/contentType" xmlns:ma="http://schemas.microsoft.com/office/2006/metadata/properties/metaAttributes" ct:_="" ma:_="" ma:contentTypeName="Documento" ma:contentTypeID="0x01010005252A1EF3BD024F856B47B579AB5244" ma:contentTypeVersion="12" ma:contentTypeDescription="Crear nuevo documento." ma:contentTypeScope="" ma:versionID="32d0e18b85ac20c34eab62df21c0cf58">
   <xsd:schema xmlns:xsd="http://www.w3.org/2001/XMLSchema" xmlns:xs="http://www.w3.org/2001/XMLSchema" xmlns:p="http://schemas.microsoft.com/office/2006/metadata/properties" xmlns:ns2="42760c81-fd8e-4d59-8953-7cdb9f38b14f" xmlns:ns3="67a0edcd-0de5-43ed-8c27-e32f38a00c91" targetNamespace="http://schemas.microsoft.com/office/2006/metadata/properties" ma:root="true" ma:fieldsID="cc2c149e99f10870fd5bc3964e5386d3" ns2:_="" ns3:_="">
     <xsd:import namespace="42760c81-fd8e-4d59-8953-7cdb9f38b14f"/>
@@ -15833,7 +15831,19 @@
 </ct:contentTypeSchema>
 </file>
 
+<file path=customXml/item4.xml><?xml version="1.0" encoding="utf-8"?>
+<b:Sources xmlns:b="http://schemas.openxmlformats.org/officeDocument/2006/bibliography" xmlns="http://schemas.openxmlformats.org/officeDocument/2006/bibliography" SelectedStyle="\APASixthEditionOfficeOnline.xsl" StyleName="APA" Version="6"/>
+</file>
+
 <file path=customXml/itemProps1.xml><?xml version="1.0" encoding="utf-8"?>
+<ds:datastoreItem xmlns:ds="http://schemas.openxmlformats.org/officeDocument/2006/customXml" ds:itemID="{10663269-2064-4804-8290-36D4A57F5557}">
+  <ds:schemaRefs>
+    <ds:schemaRef ds:uri="http://schemas.microsoft.com/sharepoint/v3/contenttype/forms"/>
+  </ds:schemaRefs>
+</ds:datastoreItem>
+</file>
+
+<file path=customXml/itemProps2.xml><?xml version="1.0" encoding="utf-8"?>
 <ds:datastoreItem xmlns:ds="http://schemas.openxmlformats.org/officeDocument/2006/customXml" ds:itemID="{1279454D-02BE-4A9C-A117-DCD1573E2608}">
   <ds:schemaRefs>
     <ds:schemaRef ds:uri="http://schemas.microsoft.com/office/2006/metadata/properties"/>
@@ -15844,22 +15854,14 @@
 </ds:datastoreItem>
 </file>
 
-<file path=customXml/itemProps2.xml><?xml version="1.0" encoding="utf-8"?>
-<ds:datastoreItem xmlns:ds="http://schemas.openxmlformats.org/officeDocument/2006/customXml" ds:itemID="{10663269-2064-4804-8290-36D4A57F5557}">
-  <ds:schemaRefs>
-    <ds:schemaRef ds:uri="http://schemas.microsoft.com/sharepoint/v3/contenttype/forms"/>
-  </ds:schemaRefs>
-</ds:datastoreItem>
+<file path=customXml/itemProps3.xml><?xml version="1.0" encoding="utf-8"?>
+<ds:datastoreItem xmlns:ds="http://schemas.openxmlformats.org/officeDocument/2006/customXml" ds:itemID="{5D803B9B-6DC7-49CC-A483-39F8AA6D1236}"/>
 </file>
 
-<file path=customXml/itemProps3.xml><?xml version="1.0" encoding="utf-8"?>
+<file path=customXml/itemProps4.xml><?xml version="1.0" encoding="utf-8"?>
 <ds:datastoreItem xmlns:ds="http://schemas.openxmlformats.org/officeDocument/2006/customXml" ds:itemID="{EAE431FD-7059-4C09-804B-C9D69EB7B213}">
   <ds:schemaRefs>
     <ds:schemaRef ds:uri="http://schemas.openxmlformats.org/officeDocument/2006/bibliography"/>
   </ds:schemaRefs>
 </ds:datastoreItem>
-</file>
-
-<file path=customXml/itemProps4.xml><?xml version="1.0" encoding="utf-8"?>
-<ds:datastoreItem xmlns:ds="http://schemas.openxmlformats.org/officeDocument/2006/customXml" ds:itemID="{A840037F-B5E9-4011-9699-025388A61399}"/>
 </file>